--- a/开发和打包教程.docx
+++ b/开发和打包教程.docx
@@ -1,41 +1,760 @@
 
 <file path=word/document.xml><?xml version="1.0" encoding="utf-8"?>
-<w:document xmlns:wpc="http://schemas.microsoft.com/office/word/2010/wordprocessingCanvas" xmlns:mc="http://schemas.openxmlformats.org/markup-compatibility/2006" xmlns:o="urn:schemas-microsoft-com:office:office" xmlns:r="http://schemas.openxmlformats.org/officeDocument/2006/relationships" xmlns:m="http://schemas.openxmlformats.org/officeDocument/2006/math" xmlns:v="urn:schemas-microsoft-com:vml" xmlns:wp14="http://schemas.microsoft.com/office/word/2010/wordprocessingDrawing" xmlns:wp="http://schemas.openxmlformats.org/drawingml/2006/wordprocessingDrawing" xmlns:w10="urn:schemas-microsoft-com:office:word" xmlns:w="http://schemas.openxmlformats.org/wordprocessingml/2006/main" xmlns:w14="http://schemas.microsoft.com/office/word/2010/wordml" xmlns:wpg="http://schemas.microsoft.com/office/word/2010/wordprocessingGroup" xmlns:wpi="http://schemas.microsoft.com/office/word/2010/wordprocessingInk" xmlns:wne="http://schemas.microsoft.com/office/word/2006/wordml" xmlns:wps="http://schemas.microsoft.com/office/word/2010/wordprocessingShape" mc:Ignorable="w14 wp14">
+<w:document xmlns:wpc="http://schemas.microsoft.com/office/word/2010/wordprocessingCanvas" xmlns:cx="http://schemas.microsoft.com/office/drawing/2014/chartex" xmlns:cx1="http://schemas.microsoft.com/office/drawing/2015/9/8/chartex" xmlns:cx2="http://schemas.microsoft.com/office/drawing/2015/10/21/chartex" xmlns:cx3="http://schemas.microsoft.com/office/drawing/2016/5/9/chartex" xmlns:cx4="http://schemas.microsoft.com/office/drawing/2016/5/10/chartex" xmlns:cx5="http://schemas.microsoft.com/office/drawing/2016/5/11/chartex" xmlns:cx6="http://schemas.microsoft.com/office/drawing/2016/5/12/chartex" xmlns:cx7="http://schemas.microsoft.com/office/drawing/2016/5/13/chartex" xmlns:cx8="http://schemas.microsoft.com/office/drawing/2016/5/14/chartex" xmlns:mc="http://schemas.openxmlformats.org/markup-compatibility/2006" xmlns:aink="http://schemas.microsoft.com/office/drawing/2016/ink" xmlns:am3d="http://schemas.microsoft.com/office/drawing/2017/model3d" xmlns:o="urn:schemas-microsoft-com:office:office" xmlns:r="http://schemas.openxmlformats.org/officeDocument/2006/relationships" xmlns:m="http://schemas.openxmlformats.org/officeDocument/2006/math" xmlns:v="urn:schemas-microsoft-com:vml" xmlns:wp14="http://schemas.microsoft.com/office/word/2010/wordprocessingDrawing" xmlns:wp="http://schemas.openxmlformats.org/drawingml/2006/wordprocessingDrawing" xmlns:w10="urn:schemas-microsoft-com:office:word" xmlns:w="http://schemas.openxmlformats.org/wordprocessingml/2006/main" xmlns:w14="http://schemas.microsoft.com/office/word/2010/wordml" xmlns:w15="http://schemas.microsoft.com/office/word/2012/wordml" xmlns:w16cex="http://schemas.microsoft.com/office/word/2018/wordml/cex" xmlns:w16cid="http://schemas.microsoft.com/office/word/2016/wordml/cid" xmlns:w16="http://schemas.microsoft.com/office/word/2018/wordml" xmlns:w16sdtdh="http://schemas.microsoft.com/office/word/2020/wordml/sdtdatahash" xmlns:w16se="http://schemas.microsoft.com/office/word/2015/wordml/symex" xmlns:wpg="http://schemas.microsoft.com/office/word/2010/wordprocessingGroup" xmlns:wpi="http://schemas.microsoft.com/office/word/2010/wordprocessingInk" xmlns:wne="http://schemas.microsoft.com/office/word/2006/wordml" xmlns:wps="http://schemas.microsoft.com/office/word/2010/wordprocessingShape" mc:Ignorable="w14 w15 w16se w16cid w16 w16cex w16sdtdh wp14">
   <w:body>
+    <w:p/>
     <w:p>
       <w:pPr>
+        <w:pStyle w:val="2"/>
+      </w:pPr>
+      <w:r>
         <w:rPr>
           <w:rFonts w:hint="eastAsia"/>
         </w:rPr>
-      </w:pPr>
-    </w:p>
-    <w:p>
-      <w:pPr>
+        <w:t>Gradle</w:t>
+      </w:r>
+      <w:r>
         <w:rPr>
           <w:rFonts w:hint="eastAsia"/>
         </w:rPr>
-      </w:pPr>
+        <w:t>设置</w:t>
+      </w:r>
     </w:p>
     <w:p>
-      <w:pPr>
+      <w:r>
+        <w:rPr>
+          <w:noProof/>
+        </w:rPr>
+        <w:drawing>
+          <wp:inline distT="0" distB="0" distL="0" distR="0" wp14:anchorId="1422DF63" wp14:editId="1235A2FA">
+            <wp:extent cx="6645910" cy="4903470"/>
+            <wp:effectExtent l="0" t="0" r="2540" b="0"/>
+            <wp:docPr id="5" name="图片 5"/>
+            <wp:cNvGraphicFramePr>
+              <a:graphicFrameLocks xmlns:a="http://schemas.openxmlformats.org/drawingml/2006/main" noChangeAspect="1"/>
+            </wp:cNvGraphicFramePr>
+            <a:graphic xmlns:a="http://schemas.openxmlformats.org/drawingml/2006/main">
+              <a:graphicData uri="http://schemas.openxmlformats.org/drawingml/2006/picture">
+                <pic:pic xmlns:pic="http://schemas.openxmlformats.org/drawingml/2006/picture">
+                  <pic:nvPicPr>
+                    <pic:cNvPr id="1" name=""/>
+                    <pic:cNvPicPr/>
+                  </pic:nvPicPr>
+                  <pic:blipFill>
+                    <a:blip r:embed="rId7"/>
+                    <a:stretch>
+                      <a:fillRect/>
+                    </a:stretch>
+                  </pic:blipFill>
+                  <pic:spPr>
+                    <a:xfrm>
+                      <a:off x="0" y="0"/>
+                      <a:ext cx="6645910" cy="4903470"/>
+                    </a:xfrm>
+                    <a:prstGeom prst="rect">
+                      <a:avLst/>
+                    </a:prstGeom>
+                  </pic:spPr>
+                </pic:pic>
+              </a:graphicData>
+            </a:graphic>
+          </wp:inline>
+        </w:drawing>
+      </w:r>
+    </w:p>
+    <w:p/>
+    <w:p>
+      <w:r>
         <w:rPr>
           <w:rFonts w:hint="eastAsia"/>
         </w:rPr>
-      </w:pPr>
-    </w:p>
-    <w:p>
-      <w:pPr>
+        <w:t>由于办公网络现在的问题，</w:t>
+      </w:r>
+      <w:r>
+        <w:t xml:space="preserve"> </w:t>
+      </w:r>
+      <w:r>
+        <w:t>\gradle\wrapper\gradle-wrapper.properties</w:t>
+      </w:r>
+      <w:r>
+        <w:t xml:space="preserve"> </w:t>
+      </w:r>
+      <w:r>
         <w:rPr>
           <w:rFonts w:hint="eastAsia"/>
         </w:rPr>
-      </w:pPr>
-    </w:p>
-    <w:p>
-      <w:pPr>
+        <w:t>文件里面的</w:t>
+      </w:r>
+      <w:r>
         <w:rPr>
           <w:rFonts w:hint="eastAsia"/>
         </w:rPr>
+        <w:t>配置根据需要修改</w:t>
+      </w:r>
+      <w:r>
+        <w:rPr>
+          <w:rFonts w:hint="eastAsia"/>
+        </w:rPr>
+        <w:t xml:space="preserve"> </w:t>
+      </w:r>
+      <w:r>
+        <w:rPr>
+          <w:b/>
+        </w:rPr>
+        <w:t>distributionUrl</w:t>
+      </w:r>
+    </w:p>
+    <w:p>
+      <w:r>
+        <w:rPr>
+          <w:noProof/>
+        </w:rPr>
+        <w:drawing>
+          <wp:inline distT="0" distB="0" distL="0" distR="0" wp14:anchorId="186F2E1A" wp14:editId="7C484A1F">
+            <wp:extent cx="6645910" cy="1167765"/>
+            <wp:effectExtent l="0" t="0" r="2540" b="0"/>
+            <wp:docPr id="4" name="图片 4"/>
+            <wp:cNvGraphicFramePr>
+              <a:graphicFrameLocks xmlns:a="http://schemas.openxmlformats.org/drawingml/2006/main" noChangeAspect="1"/>
+            </wp:cNvGraphicFramePr>
+            <a:graphic xmlns:a="http://schemas.openxmlformats.org/drawingml/2006/main">
+              <a:graphicData uri="http://schemas.openxmlformats.org/drawingml/2006/picture">
+                <pic:pic xmlns:pic="http://schemas.openxmlformats.org/drawingml/2006/picture">
+                  <pic:nvPicPr>
+                    <pic:cNvPr id="1" name=""/>
+                    <pic:cNvPicPr/>
+                  </pic:nvPicPr>
+                  <pic:blipFill>
+                    <a:blip r:embed="rId8"/>
+                    <a:stretch>
+                      <a:fillRect/>
+                    </a:stretch>
+                  </pic:blipFill>
+                  <pic:spPr>
+                    <a:xfrm>
+                      <a:off x="0" y="0"/>
+                      <a:ext cx="6645910" cy="1167765"/>
+                    </a:xfrm>
+                    <a:prstGeom prst="rect">
+                      <a:avLst/>
+                    </a:prstGeom>
+                  </pic:spPr>
+                </pic:pic>
+              </a:graphicData>
+            </a:graphic>
+          </wp:inline>
+        </w:drawing>
+      </w:r>
+    </w:p>
+    <w:tbl>
+      <w:tblPr>
+        <w:tblStyle w:val="a5"/>
+        <w:tblW w:w="0" w:type="auto"/>
+        <w:tblLook w:val="04A0" w:firstRow="1" w:lastRow="0" w:firstColumn="1" w:lastColumn="0" w:noHBand="0" w:noVBand="1"/>
+      </w:tblPr>
+      <w:tblGrid>
+        <w:gridCol w:w="10682"/>
+      </w:tblGrid>
+      <w:tr>
+        <w:tc>
+          <w:tcPr>
+            <w:tcW w:w="10682" w:type="dxa"/>
+          </w:tcPr>
+          <w:p>
+            <w:pPr>
+              <w:widowControl/>
+              <w:shd w:val="clear" w:color="auto" w:fill="FFFFFF"/>
+              <w:tabs>
+                <w:tab w:val="left" w:pos="916"/>
+                <w:tab w:val="left" w:pos="1832"/>
+                <w:tab w:val="left" w:pos="2748"/>
+                <w:tab w:val="left" w:pos="3664"/>
+                <w:tab w:val="left" w:pos="4580"/>
+                <w:tab w:val="left" w:pos="5496"/>
+                <w:tab w:val="left" w:pos="6412"/>
+                <w:tab w:val="left" w:pos="7328"/>
+                <w:tab w:val="left" w:pos="8244"/>
+                <w:tab w:val="left" w:pos="9160"/>
+                <w:tab w:val="left" w:pos="10076"/>
+                <w:tab w:val="left" w:pos="10992"/>
+                <w:tab w:val="left" w:pos="11908"/>
+                <w:tab w:val="left" w:pos="12824"/>
+                <w:tab w:val="left" w:pos="13740"/>
+                <w:tab w:val="left" w:pos="14656"/>
+              </w:tabs>
+              <w:jc w:val="left"/>
+              <w:rPr>
+                <w:rFonts w:ascii="Courier New" w:eastAsia="宋体" w:hAnsi="Courier New" w:cs="Courier New"/>
+                <w:color w:val="080808"/>
+                <w:kern w:val="0"/>
+                <w:sz w:val="26"/>
+                <w:szCs w:val="26"/>
+              </w:rPr>
+            </w:pPr>
+            <w:r>
+              <w:rPr>
+                <w:rFonts w:ascii="Courier New" w:eastAsia="宋体" w:hAnsi="Courier New" w:cs="Courier New"/>
+                <w:color w:val="083080"/>
+                <w:kern w:val="0"/>
+                <w:sz w:val="18"/>
+                <w:szCs w:val="26"/>
+              </w:rPr>
+              <w:t>distributionBase</w:t>
+            </w:r>
+            <w:r>
+              <w:rPr>
+                <w:rFonts w:ascii="Courier New" w:eastAsia="宋体" w:hAnsi="Courier New" w:cs="Courier New"/>
+                <w:color w:val="080808"/>
+                <w:kern w:val="0"/>
+                <w:sz w:val="18"/>
+                <w:szCs w:val="26"/>
+              </w:rPr>
+              <w:t>=</w:t>
+            </w:r>
+            <w:r>
+              <w:rPr>
+                <w:rFonts w:ascii="Courier New" w:eastAsia="宋体" w:hAnsi="Courier New" w:cs="Courier New"/>
+                <w:color w:val="067D17"/>
+                <w:kern w:val="0"/>
+                <w:sz w:val="18"/>
+                <w:szCs w:val="26"/>
+              </w:rPr>
+              <w:t>GRADLE_USER_HOME</w:t>
+            </w:r>
+            <w:r>
+              <w:rPr>
+                <w:rFonts w:ascii="Courier New" w:eastAsia="宋体" w:hAnsi="Courier New" w:cs="Courier New"/>
+                <w:color w:val="067D17"/>
+                <w:kern w:val="0"/>
+                <w:sz w:val="18"/>
+                <w:szCs w:val="26"/>
+              </w:rPr>
+              <w:br/>
+            </w:r>
+            <w:r>
+              <w:rPr>
+                <w:rFonts w:ascii="Courier New" w:eastAsia="宋体" w:hAnsi="Courier New" w:cs="Courier New"/>
+                <w:color w:val="083080"/>
+                <w:kern w:val="0"/>
+                <w:sz w:val="18"/>
+                <w:szCs w:val="26"/>
+              </w:rPr>
+              <w:t>distributionPath</w:t>
+            </w:r>
+            <w:r>
+              <w:rPr>
+                <w:rFonts w:ascii="Courier New" w:eastAsia="宋体" w:hAnsi="Courier New" w:cs="Courier New"/>
+                <w:color w:val="080808"/>
+                <w:kern w:val="0"/>
+                <w:sz w:val="18"/>
+                <w:szCs w:val="26"/>
+              </w:rPr>
+              <w:t>=</w:t>
+            </w:r>
+            <w:r>
+              <w:rPr>
+                <w:rFonts w:ascii="Courier New" w:eastAsia="宋体" w:hAnsi="Courier New" w:cs="Courier New"/>
+                <w:color w:val="067D17"/>
+                <w:kern w:val="0"/>
+                <w:sz w:val="18"/>
+                <w:szCs w:val="26"/>
+              </w:rPr>
+              <w:t>wrapper/dists</w:t>
+            </w:r>
+            <w:r>
+              <w:rPr>
+                <w:rFonts w:ascii="Courier New" w:eastAsia="宋体" w:hAnsi="Courier New" w:cs="Courier New"/>
+                <w:color w:val="067D17"/>
+                <w:kern w:val="0"/>
+                <w:sz w:val="18"/>
+                <w:szCs w:val="26"/>
+              </w:rPr>
+              <w:br/>
+            </w:r>
+            <w:r>
+              <w:rPr>
+                <w:rFonts w:ascii="Courier New" w:eastAsia="宋体" w:hAnsi="Courier New" w:cs="Courier New"/>
+                <w:color w:val="083080"/>
+                <w:kern w:val="0"/>
+                <w:sz w:val="18"/>
+                <w:szCs w:val="26"/>
+              </w:rPr>
+              <w:t>zipStoreBase</w:t>
+            </w:r>
+            <w:r>
+              <w:rPr>
+                <w:rFonts w:ascii="Courier New" w:eastAsia="宋体" w:hAnsi="Courier New" w:cs="Courier New"/>
+                <w:color w:val="080808"/>
+                <w:kern w:val="0"/>
+                <w:sz w:val="18"/>
+                <w:szCs w:val="26"/>
+              </w:rPr>
+              <w:t>=</w:t>
+            </w:r>
+            <w:r>
+              <w:rPr>
+                <w:rFonts w:ascii="Courier New" w:eastAsia="宋体" w:hAnsi="Courier New" w:cs="Courier New"/>
+                <w:color w:val="067D17"/>
+                <w:kern w:val="0"/>
+                <w:sz w:val="18"/>
+                <w:szCs w:val="26"/>
+              </w:rPr>
+              <w:t>GRADLE_USER_HOME</w:t>
+            </w:r>
+            <w:r>
+              <w:rPr>
+                <w:rFonts w:ascii="Courier New" w:eastAsia="宋体" w:hAnsi="Courier New" w:cs="Courier New"/>
+                <w:color w:val="067D17"/>
+                <w:kern w:val="0"/>
+                <w:sz w:val="18"/>
+                <w:szCs w:val="26"/>
+              </w:rPr>
+              <w:br/>
+            </w:r>
+            <w:r>
+              <w:rPr>
+                <w:rFonts w:ascii="Courier New" w:eastAsia="宋体" w:hAnsi="Courier New" w:cs="Courier New"/>
+                <w:color w:val="083080"/>
+                <w:kern w:val="0"/>
+                <w:sz w:val="18"/>
+                <w:szCs w:val="26"/>
+              </w:rPr>
+              <w:t>zipStorePath</w:t>
+            </w:r>
+            <w:r>
+              <w:rPr>
+                <w:rFonts w:ascii="Courier New" w:eastAsia="宋体" w:hAnsi="Courier New" w:cs="Courier New"/>
+                <w:color w:val="080808"/>
+                <w:kern w:val="0"/>
+                <w:sz w:val="18"/>
+                <w:szCs w:val="26"/>
+              </w:rPr>
+              <w:t>=</w:t>
+            </w:r>
+            <w:r>
+              <w:rPr>
+                <w:rFonts w:ascii="Courier New" w:eastAsia="宋体" w:hAnsi="Courier New" w:cs="Courier New"/>
+                <w:color w:val="067D17"/>
+                <w:kern w:val="0"/>
+                <w:sz w:val="18"/>
+                <w:szCs w:val="26"/>
+              </w:rPr>
+              <w:t>wrapper/dists</w:t>
+            </w:r>
+            <w:r>
+              <w:rPr>
+                <w:rFonts w:ascii="Courier New" w:eastAsia="宋体" w:hAnsi="Courier New" w:cs="Courier New"/>
+                <w:color w:val="067D17"/>
+                <w:kern w:val="0"/>
+                <w:sz w:val="18"/>
+                <w:szCs w:val="26"/>
+              </w:rPr>
+              <w:br/>
+            </w:r>
+            <w:r>
+              <w:rPr>
+                <w:rFonts w:ascii="Courier New" w:eastAsia="宋体" w:hAnsi="Courier New" w:cs="Courier New"/>
+                <w:color w:val="067D17"/>
+                <w:kern w:val="0"/>
+                <w:sz w:val="18"/>
+                <w:szCs w:val="26"/>
+              </w:rPr>
+              <w:br/>
+            </w:r>
+            <w:r>
+              <w:rPr>
+                <w:rFonts w:ascii="Courier New" w:eastAsia="宋体" w:hAnsi="Courier New" w:cs="Courier New"/>
+                <w:i/>
+                <w:iCs/>
+                <w:color w:val="8C8C8C"/>
+                <w:kern w:val="0"/>
+                <w:sz w:val="18"/>
+                <w:szCs w:val="26"/>
+              </w:rPr>
+              <w:t># online</w:t>
+            </w:r>
+            <w:r>
+              <w:rPr>
+                <w:rFonts w:ascii="Courier New" w:eastAsia="宋体" w:hAnsi="Courier New" w:cs="Courier New"/>
+                <w:i/>
+                <w:iCs/>
+                <w:color w:val="8C8C8C"/>
+                <w:kern w:val="0"/>
+                <w:sz w:val="18"/>
+                <w:szCs w:val="26"/>
+              </w:rPr>
+              <w:br/>
+              <w:t>#distributionUrl=https\://services.gradle.org/distributions/gradle-8.12.1-bin.zip</w:t>
+            </w:r>
+            <w:r>
+              <w:rPr>
+                <w:rFonts w:ascii="Courier New" w:eastAsia="宋体" w:hAnsi="Courier New" w:cs="Courier New"/>
+                <w:i/>
+                <w:iCs/>
+                <w:color w:val="8C8C8C"/>
+                <w:kern w:val="0"/>
+                <w:sz w:val="18"/>
+                <w:szCs w:val="26"/>
+              </w:rPr>
+              <w:br/>
+              <w:t># local(windows)</w:t>
+            </w:r>
+            <w:r>
+              <w:rPr>
+                <w:rFonts w:ascii="Courier New" w:eastAsia="宋体" w:hAnsi="Courier New" w:cs="Courier New"/>
+                <w:i/>
+                <w:iCs/>
+                <w:color w:val="8C8C8C"/>
+                <w:kern w:val="0"/>
+                <w:sz w:val="18"/>
+                <w:szCs w:val="26"/>
+              </w:rPr>
+              <w:br/>
+            </w:r>
+            <w:r>
+              <w:rPr>
+                <w:rFonts w:ascii="Courier New" w:eastAsia="宋体" w:hAnsi="Courier New" w:cs="Courier New"/>
+                <w:color w:val="083080"/>
+                <w:kern w:val="0"/>
+                <w:sz w:val="18"/>
+                <w:szCs w:val="26"/>
+              </w:rPr>
+              <w:t>distributionUrl</w:t>
+            </w:r>
+            <w:r>
+              <w:rPr>
+                <w:rFonts w:ascii="Courier New" w:eastAsia="宋体" w:hAnsi="Courier New" w:cs="Courier New"/>
+                <w:color w:val="080808"/>
+                <w:kern w:val="0"/>
+                <w:sz w:val="18"/>
+                <w:szCs w:val="26"/>
+              </w:rPr>
+              <w:t>=</w:t>
+            </w:r>
+            <w:r>
+              <w:rPr>
+                <w:rFonts w:ascii="Courier New" w:eastAsia="宋体" w:hAnsi="Courier New" w:cs="Courier New"/>
+                <w:color w:val="067D17"/>
+                <w:kern w:val="0"/>
+                <w:sz w:val="18"/>
+                <w:szCs w:val="26"/>
+              </w:rPr>
+              <w:t>file</w:t>
+            </w:r>
+            <w:r>
+              <w:rPr>
+                <w:rFonts w:ascii="Courier New" w:eastAsia="宋体" w:hAnsi="Courier New" w:cs="Courier New"/>
+                <w:color w:val="0037A6"/>
+                <w:kern w:val="0"/>
+                <w:sz w:val="18"/>
+                <w:szCs w:val="26"/>
+              </w:rPr>
+              <w:t>\:</w:t>
+            </w:r>
+            <w:r>
+              <w:rPr>
+                <w:rFonts w:ascii="Courier New" w:eastAsia="宋体" w:hAnsi="Courier New" w:cs="Courier New"/>
+                <w:color w:val="067D17"/>
+                <w:kern w:val="0"/>
+                <w:sz w:val="18"/>
+                <w:szCs w:val="26"/>
+              </w:rPr>
+              <w:t>///E:/gradle/gradle-8.12.1/wrapper/gradle-8.12.1-bin.zip</w:t>
+            </w:r>
+            <w:r>
+              <w:rPr>
+                <w:rFonts w:ascii="Courier New" w:eastAsia="宋体" w:hAnsi="Courier New" w:cs="Courier New"/>
+                <w:color w:val="067D17"/>
+                <w:kern w:val="0"/>
+                <w:sz w:val="18"/>
+                <w:szCs w:val="26"/>
+              </w:rPr>
+              <w:br/>
+            </w:r>
+            <w:r>
+              <w:rPr>
+                <w:rFonts w:ascii="Courier New" w:eastAsia="宋体" w:hAnsi="Courier New" w:cs="Courier New"/>
+                <w:i/>
+                <w:iCs/>
+                <w:color w:val="8C8C8C"/>
+                <w:kern w:val="0"/>
+                <w:sz w:val="18"/>
+                <w:szCs w:val="26"/>
+              </w:rPr>
+              <w:t># local(mac)</w:t>
+            </w:r>
+            <w:r>
+              <w:rPr>
+                <w:rFonts w:ascii="Courier New" w:eastAsia="宋体" w:hAnsi="Courier New" w:cs="Courier New"/>
+                <w:i/>
+                <w:iCs/>
+                <w:color w:val="8C8C8C"/>
+                <w:kern w:val="0"/>
+                <w:sz w:val="18"/>
+                <w:szCs w:val="26"/>
+              </w:rPr>
+              <w:br/>
+              <w:t>#distributionUrl=file:/Users/xx/gradle/gradle-x.zip</w:t>
+            </w:r>
+          </w:p>
+        </w:tc>
+      </w:tr>
+    </w:tbl>
+    <w:p/>
+    <w:p>
+      <w:r>
+        <w:rPr>
+          <w:rFonts w:hint="eastAsia"/>
+        </w:rPr>
+        <w:t>注意：</w:t>
+      </w:r>
+      <w:r>
+        <w:t>build.gradle</w:t>
+      </w:r>
+      <w:r>
+        <w:t xml:space="preserve"> </w:t>
+      </w:r>
+      <w:r>
+        <w:rPr>
+          <w:rFonts w:hint="eastAsia"/>
+        </w:rPr>
+        <w:t>如果网络有限制，需要新增办公网的代理。</w:t>
+      </w:r>
+    </w:p>
+    <w:tbl>
+      <w:tblPr>
+        <w:tblStyle w:val="a5"/>
+        <w:tblW w:w="0" w:type="auto"/>
+        <w:tblLook w:val="04A0" w:firstRow="1" w:lastRow="0" w:firstColumn="1" w:lastColumn="0" w:noHBand="0" w:noVBand="1"/>
+      </w:tblPr>
+      <w:tblGrid>
+        <w:gridCol w:w="10682"/>
+      </w:tblGrid>
+      <w:tr>
+        <w:tc>
+          <w:tcPr>
+            <w:tcW w:w="10682" w:type="dxa"/>
+          </w:tcPr>
+          <w:p>
+            <w:r>
+              <w:t>buildscript {</w:t>
+            </w:r>
+          </w:p>
+          <w:p>
+            <w:r>
+              <w:t xml:space="preserve">    repositories {</w:t>
+            </w:r>
+          </w:p>
+          <w:p>
+            <w:r>
+              <w:t xml:space="preserve">        maven {</w:t>
+            </w:r>
+          </w:p>
+          <w:p>
+            <w:r>
+              <w:rPr>
+                <w:rFonts w:hint="eastAsia"/>
+              </w:rPr>
+              <w:t xml:space="preserve">            // </w:t>
+            </w:r>
+            <w:r>
+              <w:rPr>
+                <w:rFonts w:hint="eastAsia"/>
+              </w:rPr>
+              <w:t>内网</w:t>
+            </w:r>
+            <w:r>
+              <w:rPr>
+                <w:rFonts w:hint="eastAsia"/>
+              </w:rPr>
+              <w:t>maven</w:t>
+            </w:r>
+            <w:r>
+              <w:rPr>
+                <w:rFonts w:hint="eastAsia"/>
+              </w:rPr>
+              <w:t>库地址，下载依赖的第三方库</w:t>
+            </w:r>
+          </w:p>
+          <w:p>
+            <w:r>
+              <w:t xml:space="preserve">            url 'http://xxxxxxxxxxxxxx/artifactory/maven-public/'</w:t>
+            </w:r>
+          </w:p>
+          <w:p>
+            <w:r>
+              <w:t xml:space="preserve">        }</w:t>
+            </w:r>
+          </w:p>
+          <w:p/>
+          <w:p>
+            <w:r>
+              <w:t xml:space="preserve">        maven {</w:t>
+            </w:r>
+          </w:p>
+          <w:p>
+            <w:r>
+              <w:rPr>
+                <w:rFonts w:hint="eastAsia"/>
+              </w:rPr>
+              <w:t xml:space="preserve">            // </w:t>
+            </w:r>
+            <w:r>
+              <w:rPr>
+                <w:rFonts w:hint="eastAsia"/>
+              </w:rPr>
+              <w:t>内网</w:t>
+            </w:r>
+            <w:r>
+              <w:rPr>
+                <w:rFonts w:hint="eastAsia"/>
+              </w:rPr>
+              <w:t>JetBrains</w:t>
+            </w:r>
+            <w:r>
+              <w:rPr>
+                <w:rFonts w:hint="eastAsia"/>
+              </w:rPr>
+              <w:t>仓库，下载依赖的</w:t>
+            </w:r>
+            <w:r>
+              <w:rPr>
+                <w:rFonts w:hint="eastAsia"/>
+              </w:rPr>
+              <w:t>IDE</w:t>
+            </w:r>
+            <w:r>
+              <w:rPr>
+                <w:rFonts w:hint="eastAsia"/>
+              </w:rPr>
+              <w:t>和</w:t>
+            </w:r>
+            <w:r>
+              <w:rPr>
+                <w:rFonts w:hint="eastAsia"/>
+              </w:rPr>
+              <w:t>jdk</w:t>
+            </w:r>
+            <w:r>
+              <w:rPr>
+                <w:rFonts w:hint="eastAsia"/>
+              </w:rPr>
+              <w:t>等，用于编译和运行插件</w:t>
+            </w:r>
+          </w:p>
+          <w:p>
+            <w:r>
+              <w:t xml:space="preserve">            url 'http://xxxxxxxxxxx/artifactory/jetbrains-public/'</w:t>
+            </w:r>
+          </w:p>
+          <w:p>
+            <w:r>
+              <w:t xml:space="preserve">        }</w:t>
+            </w:r>
+          </w:p>
+          <w:p>
+            <w:r>
+              <w:t xml:space="preserve">    }</w:t>
+            </w:r>
+          </w:p>
+          <w:p/>
+          <w:p>
+            <w:r>
+              <w:t xml:space="preserve">    dependencies {</w:t>
+            </w:r>
+          </w:p>
+          <w:p>
+            <w:r>
+              <w:rPr>
+                <w:rFonts w:hint="eastAsia"/>
+              </w:rPr>
+              <w:t xml:space="preserve">        // gradle-intellij-plugin</w:t>
+            </w:r>
+            <w:r>
+              <w:rPr>
+                <w:rFonts w:hint="eastAsia"/>
+              </w:rPr>
+              <w:t>用于构建</w:t>
+            </w:r>
+            <w:r>
+              <w:rPr>
+                <w:rFonts w:hint="eastAsia"/>
+              </w:rPr>
+              <w:t>JetBrains</w:t>
+            </w:r>
+            <w:r>
+              <w:rPr>
+                <w:rFonts w:hint="eastAsia"/>
+              </w:rPr>
+              <w:t>插件</w:t>
+            </w:r>
+            <w:r>
+              <w:rPr>
+                <w:rFonts w:hint="eastAsia"/>
+              </w:rPr>
+              <w:t xml:space="preserve">, </w:t>
+            </w:r>
+            <w:r>
+              <w:rPr>
+                <w:rFonts w:hint="eastAsia"/>
+              </w:rPr>
+              <w:t>请确保始终升级到最新版本</w:t>
+            </w:r>
+          </w:p>
+          <w:p>
+            <w:r>
+              <w:t xml:space="preserve">        classpath "org.jetbrains.intellij.plugins:gradle-intellij-plugin:0.6.5"</w:t>
+            </w:r>
+          </w:p>
+          <w:p>
+            <w:r>
+              <w:t xml:space="preserve">    }</w:t>
+            </w:r>
+          </w:p>
+          <w:p>
+            <w:r>
+              <w:t>}</w:t>
+            </w:r>
+          </w:p>
+          <w:p/>
+          <w:p>
+            <w:r>
+              <w:t>repositories {</w:t>
+            </w:r>
+          </w:p>
+          <w:p>
+            <w:r>
+              <w:t xml:space="preserve">    maven {</w:t>
+            </w:r>
+          </w:p>
+          <w:p>
+            <w:r>
+              <w:t xml:space="preserve">        url 'http://xxxxxxxxxx/artifactory/maven-public/'</w:t>
+            </w:r>
+          </w:p>
+          <w:p>
+            <w:r>
+              <w:t xml:space="preserve">    }</w:t>
+            </w:r>
+          </w:p>
+          <w:p>
+            <w:r>
+              <w:t>}</w:t>
+            </w:r>
+          </w:p>
+        </w:tc>
+      </w:tr>
+    </w:tbl>
+    <w:p/>
+    <w:p>
+      <w:pPr>
+        <w:pStyle w:val="2"/>
       </w:pPr>
+      <w:r>
+        <w:t>Mac OS</w:t>
+      </w:r>
+    </w:p>
+    <w:p>
       <w:r>
         <w:rPr>
           <w:rFonts w:hint="eastAsia"/>
@@ -44,19 +763,14 @@
       </w:r>
     </w:p>
     <w:p>
-      <w:pPr>
-        <w:rPr>
-          <w:rFonts w:hint="eastAsia"/>
-        </w:rPr>
-      </w:pPr>
       <w:r>
         <w:rPr>
           <w:noProof/>
         </w:rPr>
         <w:drawing>
-          <wp:inline distT="0" distB="0" distL="0" distR="0" wp14:anchorId="24C5C522" wp14:editId="73E806E1">
-            <wp:extent cx="3438525" cy="3467100"/>
-            <wp:effectExtent l="0" t="0" r="9525" b="0"/>
+          <wp:inline distT="0" distB="0" distL="0" distR="0" wp14:anchorId="7C508DAE" wp14:editId="39584752">
+            <wp:extent cx="2408631" cy="2428647"/>
+            <wp:effectExtent l="0" t="0" r="0" b="0"/>
             <wp:docPr id="1" name="图片 1"/>
             <wp:cNvGraphicFramePr>
               <a:graphicFrameLocks xmlns:a="http://schemas.openxmlformats.org/drawingml/2006/main" noChangeAspect="1"/>
@@ -69,7 +783,7 @@
                     <pic:cNvPicPr/>
                   </pic:nvPicPr>
                   <pic:blipFill>
-                    <a:blip r:embed="rId6"/>
+                    <a:blip r:embed="rId9"/>
                     <a:stretch>
                       <a:fillRect/>
                     </a:stretch>
@@ -77,7 +791,7 @@
                   <pic:spPr>
                     <a:xfrm>
                       <a:off x="0" y="0"/>
-                      <a:ext cx="3438525" cy="3467100"/>
+                      <a:ext cx="2413430" cy="2433486"/>
                     </a:xfrm>
                     <a:prstGeom prst="rect">
                       <a:avLst/>
@@ -89,18 +803,17 @@
           </wp:inline>
         </w:drawing>
       </w:r>
-      <w:bookmarkStart w:id="0" w:name="_GoBack"/>
-      <w:bookmarkEnd w:id="0"/>
     </w:p>
     <w:p>
       <w:r>
         <w:rPr>
           <w:noProof/>
         </w:rPr>
+        <w:lastRenderedPageBreak/>
         <w:drawing>
-          <wp:inline distT="0" distB="0" distL="0" distR="0" wp14:anchorId="4ADFC628" wp14:editId="740F7143">
-            <wp:extent cx="3952875" cy="2295525"/>
-            <wp:effectExtent l="0" t="0" r="9525" b="9525"/>
+          <wp:inline distT="0" distB="0" distL="0" distR="0" wp14:anchorId="0AB4D90D" wp14:editId="56F78D68">
+            <wp:extent cx="3111388" cy="1806854"/>
+            <wp:effectExtent l="0" t="0" r="0" b="3175"/>
             <wp:docPr id="2" name="图片 2"/>
             <wp:cNvGraphicFramePr>
               <a:graphicFrameLocks xmlns:a="http://schemas.openxmlformats.org/drawingml/2006/main" noChangeAspect="1"/>
@@ -113,7 +826,7 @@
                     <pic:cNvPicPr/>
                   </pic:nvPicPr>
                   <pic:blipFill>
-                    <a:blip r:embed="rId7"/>
+                    <a:blip r:embed="rId10"/>
                     <a:stretch>
                       <a:fillRect/>
                     </a:stretch>
@@ -121,7 +834,7 @@
                   <pic:spPr>
                     <a:xfrm>
                       <a:off x="0" y="0"/>
-                      <a:ext cx="3952875" cy="2295525"/>
+                      <a:ext cx="3117581" cy="1810450"/>
                     </a:xfrm>
                     <a:prstGeom prst="rect">
                       <a:avLst/>
@@ -134,6 +847,22 @@
         </w:drawing>
       </w:r>
     </w:p>
+    <w:p/>
+    <w:p>
+      <w:pPr>
+        <w:pStyle w:val="2"/>
+      </w:pPr>
+      <w:r>
+        <w:rPr>
+          <w:rFonts w:hint="eastAsia"/>
+        </w:rPr>
+        <w:t>W</w:t>
+      </w:r>
+      <w:r>
+        <w:t>indows</w:t>
+      </w:r>
+    </w:p>
+    <w:p/>
     <w:sectPr>
       <w:pgSz w:w="11906" w:h="16838"/>
       <w:pgMar w:top="720" w:right="720" w:bottom="720" w:left="720" w:header="851" w:footer="992" w:gutter="0"/>
@@ -144,8 +873,46 @@
 </w:document>
 </file>
 
+<file path=word/endnotes.xml><?xml version="1.0" encoding="utf-8"?>
+<w:endnotes xmlns:wpc="http://schemas.microsoft.com/office/word/2010/wordprocessingCanvas" xmlns:cx="http://schemas.microsoft.com/office/drawing/2014/chartex" xmlns:cx1="http://schemas.microsoft.com/office/drawing/2015/9/8/chartex" xmlns:cx2="http://schemas.microsoft.com/office/drawing/2015/10/21/chartex" xmlns:cx3="http://schemas.microsoft.com/office/drawing/2016/5/9/chartex" xmlns:cx4="http://schemas.microsoft.com/office/drawing/2016/5/10/chartex" xmlns:cx5="http://schemas.microsoft.com/office/drawing/2016/5/11/chartex" xmlns:cx6="http://schemas.microsoft.com/office/drawing/2016/5/12/chartex" xmlns:cx7="http://schemas.microsoft.com/office/drawing/2016/5/13/chartex" xmlns:cx8="http://schemas.microsoft.com/office/drawing/2016/5/14/chartex" xmlns:mc="http://schemas.openxmlformats.org/markup-compatibility/2006" xmlns:aink="http://schemas.microsoft.com/office/drawing/2016/ink" xmlns:am3d="http://schemas.microsoft.com/office/drawing/2017/model3d" xmlns:o="urn:schemas-microsoft-com:office:office" xmlns:r="http://schemas.openxmlformats.org/officeDocument/2006/relationships" xmlns:m="http://schemas.openxmlformats.org/officeDocument/2006/math" xmlns:v="urn:schemas-microsoft-com:vml" xmlns:wp14="http://schemas.microsoft.com/office/word/2010/wordprocessingDrawing" xmlns:wp="http://schemas.openxmlformats.org/drawingml/2006/wordprocessingDrawing" xmlns:w10="urn:schemas-microsoft-com:office:word" xmlns:w="http://schemas.openxmlformats.org/wordprocessingml/2006/main" xmlns:w14="http://schemas.microsoft.com/office/word/2010/wordml" xmlns:w15="http://schemas.microsoft.com/office/word/2012/wordml" xmlns:w16cex="http://schemas.microsoft.com/office/word/2018/wordml/cex" xmlns:w16cid="http://schemas.microsoft.com/office/word/2016/wordml/cid" xmlns:w16="http://schemas.microsoft.com/office/word/2018/wordml" xmlns:w16sdtdh="http://schemas.microsoft.com/office/word/2020/wordml/sdtdatahash" xmlns:w16se="http://schemas.microsoft.com/office/word/2015/wordml/symex" xmlns:wpg="http://schemas.microsoft.com/office/word/2010/wordprocessingGroup" xmlns:wpi="http://schemas.microsoft.com/office/word/2010/wordprocessingInk" xmlns:wne="http://schemas.microsoft.com/office/word/2006/wordml" xmlns:wps="http://schemas.microsoft.com/office/word/2010/wordprocessingShape" mc:Ignorable="w14 w15 w16se w16cid w16 w16cex w16sdtdh wp14">
+  <w:endnote w:type="separator" w:id="-1">
+    <w:p>
+      <w:r>
+        <w:separator/>
+      </w:r>
+    </w:p>
+  </w:endnote>
+  <w:endnote w:type="continuationSeparator" w:id="0">
+    <w:p>
+      <w:r>
+        <w:continuationSeparator/>
+      </w:r>
+    </w:p>
+  </w:endnote>
+</w:endnotes>
+</file>
+
+<file path=word/footnotes.xml><?xml version="1.0" encoding="utf-8"?>
+<w:footnotes xmlns:wpc="http://schemas.microsoft.com/office/word/2010/wordprocessingCanvas" xmlns:cx="http://schemas.microsoft.com/office/drawing/2014/chartex" xmlns:cx1="http://schemas.microsoft.com/office/drawing/2015/9/8/chartex" xmlns:cx2="http://schemas.microsoft.com/office/drawing/2015/10/21/chartex" xmlns:cx3="http://schemas.microsoft.com/office/drawing/2016/5/9/chartex" xmlns:cx4="http://schemas.microsoft.com/office/drawing/2016/5/10/chartex" xmlns:cx5="http://schemas.microsoft.com/office/drawing/2016/5/11/chartex" xmlns:cx6="http://schemas.microsoft.com/office/drawing/2016/5/12/chartex" xmlns:cx7="http://schemas.microsoft.com/office/drawing/2016/5/13/chartex" xmlns:cx8="http://schemas.microsoft.com/office/drawing/2016/5/14/chartex" xmlns:mc="http://schemas.openxmlformats.org/markup-compatibility/2006" xmlns:aink="http://schemas.microsoft.com/office/drawing/2016/ink" xmlns:am3d="http://schemas.microsoft.com/office/drawing/2017/model3d" xmlns:o="urn:schemas-microsoft-com:office:office" xmlns:r="http://schemas.openxmlformats.org/officeDocument/2006/relationships" xmlns:m="http://schemas.openxmlformats.org/officeDocument/2006/math" xmlns:v="urn:schemas-microsoft-com:vml" xmlns:wp14="http://schemas.microsoft.com/office/word/2010/wordprocessingDrawing" xmlns:wp="http://schemas.openxmlformats.org/drawingml/2006/wordprocessingDrawing" xmlns:w10="urn:schemas-microsoft-com:office:word" xmlns:w="http://schemas.openxmlformats.org/wordprocessingml/2006/main" xmlns:w14="http://schemas.microsoft.com/office/word/2010/wordml" xmlns:w15="http://schemas.microsoft.com/office/word/2012/wordml" xmlns:w16cex="http://schemas.microsoft.com/office/word/2018/wordml/cex" xmlns:w16cid="http://schemas.microsoft.com/office/word/2016/wordml/cid" xmlns:w16="http://schemas.microsoft.com/office/word/2018/wordml" xmlns:w16sdtdh="http://schemas.microsoft.com/office/word/2020/wordml/sdtdatahash" xmlns:w16se="http://schemas.microsoft.com/office/word/2015/wordml/symex" xmlns:wpg="http://schemas.microsoft.com/office/word/2010/wordprocessingGroup" xmlns:wpi="http://schemas.microsoft.com/office/word/2010/wordprocessingInk" xmlns:wne="http://schemas.microsoft.com/office/word/2006/wordml" xmlns:wps="http://schemas.microsoft.com/office/word/2010/wordprocessingShape" mc:Ignorable="w14 w15 w16se w16cid w16 w16cex w16sdtdh wp14">
+  <w:footnote w:type="separator" w:id="-1">
+    <w:p>
+      <w:r>
+        <w:separator/>
+      </w:r>
+    </w:p>
+  </w:footnote>
+  <w:footnote w:type="continuationSeparator" w:id="0">
+    <w:p>
+      <w:r>
+        <w:continuationSeparator/>
+      </w:r>
+    </w:p>
+  </w:footnote>
+</w:footnotes>
+</file>
+
 <file path=word/styles.xml><?xml version="1.0" encoding="utf-8"?>
-<w:styles xmlns:mc="http://schemas.openxmlformats.org/markup-compatibility/2006" xmlns:r="http://schemas.openxmlformats.org/officeDocument/2006/relationships" xmlns:w="http://schemas.openxmlformats.org/wordprocessingml/2006/main" xmlns:w14="http://schemas.microsoft.com/office/word/2010/wordml" mc:Ignorable="w14">
+<w:styles xmlns:mc="http://schemas.openxmlformats.org/markup-compatibility/2006" xmlns:r="http://schemas.openxmlformats.org/officeDocument/2006/relationships" xmlns:w="http://schemas.openxmlformats.org/wordprocessingml/2006/main" xmlns:w14="http://schemas.microsoft.com/office/word/2010/wordml" xmlns:w15="http://schemas.microsoft.com/office/word/2012/wordml" xmlns:w16cex="http://schemas.microsoft.com/office/word/2018/wordml/cex" xmlns:w16cid="http://schemas.microsoft.com/office/word/2016/wordml/cid" xmlns:w16="http://schemas.microsoft.com/office/word/2018/wordml" xmlns:w16sdtdh="http://schemas.microsoft.com/office/word/2020/wordml/sdtdatahash" xmlns:w16se="http://schemas.microsoft.com/office/word/2015/wordml/symex" mc:Ignorable="w14 w15 w16se w16cid w16 w16cex w16sdtdh">
   <w:docDefaults>
     <w:rPrDefault>
       <w:rPr>
@@ -158,144 +925,380 @@
     </w:rPrDefault>
     <w:pPrDefault/>
   </w:docDefaults>
-  <w:latentStyles w:defLockedState="0" w:defUIPriority="99" w:defSemiHidden="1" w:defUnhideWhenUsed="1" w:defQFormat="0" w:count="267">
-    <w:lsdException w:name="Normal" w:semiHidden="0" w:uiPriority="0" w:unhideWhenUsed="0" w:qFormat="1"/>
-    <w:lsdException w:name="heading 1" w:semiHidden="0" w:uiPriority="9" w:unhideWhenUsed="0" w:qFormat="1"/>
-    <w:lsdException w:name="heading 2" w:uiPriority="9" w:qFormat="1"/>
-    <w:lsdException w:name="heading 3" w:uiPriority="9" w:qFormat="1"/>
-    <w:lsdException w:name="heading 4" w:uiPriority="9" w:qFormat="1"/>
-    <w:lsdException w:name="heading 5" w:uiPriority="9" w:qFormat="1"/>
-    <w:lsdException w:name="heading 6" w:uiPriority="9" w:qFormat="1"/>
-    <w:lsdException w:name="heading 7" w:uiPriority="9" w:qFormat="1"/>
-    <w:lsdException w:name="heading 8" w:uiPriority="9" w:qFormat="1"/>
-    <w:lsdException w:name="heading 9" w:uiPriority="9" w:qFormat="1"/>
-    <w:lsdException w:name="toc 1" w:uiPriority="39"/>
-    <w:lsdException w:name="toc 2" w:uiPriority="39"/>
-    <w:lsdException w:name="toc 3" w:uiPriority="39"/>
-    <w:lsdException w:name="toc 4" w:uiPriority="39"/>
-    <w:lsdException w:name="toc 5" w:uiPriority="39"/>
-    <w:lsdException w:name="toc 6" w:uiPriority="39"/>
-    <w:lsdException w:name="toc 7" w:uiPriority="39"/>
-    <w:lsdException w:name="toc 8" w:uiPriority="39"/>
-    <w:lsdException w:name="toc 9" w:uiPriority="39"/>
-    <w:lsdException w:name="caption" w:uiPriority="35" w:qFormat="1"/>
-    <w:lsdException w:name="Title" w:semiHidden="0" w:uiPriority="10" w:unhideWhenUsed="0" w:qFormat="1"/>
-    <w:lsdException w:name="Default Paragraph Font" w:uiPriority="1"/>
-    <w:lsdException w:name="Subtitle" w:semiHidden="0" w:uiPriority="11" w:unhideWhenUsed="0" w:qFormat="1"/>
-    <w:lsdException w:name="Strong" w:semiHidden="0" w:uiPriority="22" w:unhideWhenUsed="0" w:qFormat="1"/>
-    <w:lsdException w:name="Emphasis" w:semiHidden="0" w:uiPriority="20" w:unhideWhenUsed="0" w:qFormat="1"/>
-    <w:lsdException w:name="Table Grid" w:semiHidden="0" w:uiPriority="59" w:unhideWhenUsed="0"/>
-    <w:lsdException w:name="Placeholder Text" w:unhideWhenUsed="0"/>
-    <w:lsdException w:name="No Spacing" w:semiHidden="0" w:uiPriority="1" w:unhideWhenUsed="0" w:qFormat="1"/>
-    <w:lsdException w:name="Light Shading" w:semiHidden="0" w:uiPriority="60" w:unhideWhenUsed="0"/>
-    <w:lsdException w:name="Light List" w:semiHidden="0" w:uiPriority="61" w:unhideWhenUsed="0"/>
-    <w:lsdException w:name="Light Grid" w:semiHidden="0" w:uiPriority="62" w:unhideWhenUsed="0"/>
-    <w:lsdException w:name="Medium Shading 1" w:semiHidden="0" w:uiPriority="63" w:unhideWhenUsed="0"/>
-    <w:lsdException w:name="Medium Shading 2" w:semiHidden="0" w:uiPriority="64" w:unhideWhenUsed="0"/>
-    <w:lsdException w:name="Medium List 1" w:semiHidden="0" w:uiPriority="65" w:unhideWhenUsed="0"/>
-    <w:lsdException w:name="Medium List 2" w:semiHidden="0" w:uiPriority="66" w:unhideWhenUsed="0"/>
-    <w:lsdException w:name="Medium Grid 1" w:semiHidden="0" w:uiPriority="67" w:unhideWhenUsed="0"/>
-    <w:lsdException w:name="Medium Grid 2" w:semiHidden="0" w:uiPriority="68" w:unhideWhenUsed="0"/>
-    <w:lsdException w:name="Medium Grid 3" w:semiHidden="0" w:uiPriority="69" w:unhideWhenUsed="0"/>
-    <w:lsdException w:name="Dark List" w:semiHidden="0" w:uiPriority="70" w:unhideWhenUsed="0"/>
-    <w:lsdException w:name="Colorful Shading" w:semiHidden="0" w:uiPriority="71" w:unhideWhenUsed="0"/>
-    <w:lsdException w:name="Colorful List" w:semiHidden="0" w:uiPriority="72" w:unhideWhenUsed="0"/>
-    <w:lsdException w:name="Colorful Grid" w:semiHidden="0" w:uiPriority="73" w:unhideWhenUsed="0"/>
-    <w:lsdException w:name="Light Shading Accent 1" w:semiHidden="0" w:uiPriority="60" w:unhideWhenUsed="0"/>
-    <w:lsdException w:name="Light List Accent 1" w:semiHidden="0" w:uiPriority="61" w:unhideWhenUsed="0"/>
-    <w:lsdException w:name="Light Grid Accent 1" w:semiHidden="0" w:uiPriority="62" w:unhideWhenUsed="0"/>
-    <w:lsdException w:name="Medium Shading 1 Accent 1" w:semiHidden="0" w:uiPriority="63" w:unhideWhenUsed="0"/>
-    <w:lsdException w:name="Medium Shading 2 Accent 1" w:semiHidden="0" w:uiPriority="64" w:unhideWhenUsed="0"/>
-    <w:lsdException w:name="Medium List 1 Accent 1" w:semiHidden="0" w:uiPriority="65" w:unhideWhenUsed="0"/>
-    <w:lsdException w:name="Revision" w:unhideWhenUsed="0"/>
-    <w:lsdException w:name="List Paragraph" w:semiHidden="0" w:uiPriority="34" w:unhideWhenUsed="0" w:qFormat="1"/>
-    <w:lsdException w:name="Quote" w:semiHidden="0" w:uiPriority="29" w:unhideWhenUsed="0" w:qFormat="1"/>
-    <w:lsdException w:name="Intense Quote" w:semiHidden="0" w:uiPriority="30" w:unhideWhenUsed="0" w:qFormat="1"/>
-    <w:lsdException w:name="Medium List 2 Accent 1" w:semiHidden="0" w:uiPriority="66" w:unhideWhenUsed="0"/>
-    <w:lsdException w:name="Medium Grid 1 Accent 1" w:semiHidden="0" w:uiPriority="67" w:unhideWhenUsed="0"/>
-    <w:lsdException w:name="Medium Grid 2 Accent 1" w:semiHidden="0" w:uiPriority="68" w:unhideWhenUsed="0"/>
-    <w:lsdException w:name="Medium Grid 3 Accent 1" w:semiHidden="0" w:uiPriority="69" w:unhideWhenUsed="0"/>
-    <w:lsdException w:name="Dark List Accent 1" w:semiHidden="0" w:uiPriority="70" w:unhideWhenUsed="0"/>
-    <w:lsdException w:name="Colorful Shading Accent 1" w:semiHidden="0" w:uiPriority="71" w:unhideWhenUsed="0"/>
-    <w:lsdException w:name="Colorful List Accent 1" w:semiHidden="0" w:uiPriority="72" w:unhideWhenUsed="0"/>
-    <w:lsdException w:name="Colorful Grid Accent 1" w:semiHidden="0" w:uiPriority="73" w:unhideWhenUsed="0"/>
-    <w:lsdException w:name="Light Shading Accent 2" w:semiHidden="0" w:uiPriority="60" w:unhideWhenUsed="0"/>
-    <w:lsdException w:name="Light List Accent 2" w:semiHidden="0" w:uiPriority="61" w:unhideWhenUsed="0"/>
-    <w:lsdException w:name="Light Grid Accent 2" w:semiHidden="0" w:uiPriority="62" w:unhideWhenUsed="0"/>
-    <w:lsdException w:name="Medium Shading 1 Accent 2" w:semiHidden="0" w:uiPriority="63" w:unhideWhenUsed="0"/>
-    <w:lsdException w:name="Medium Shading 2 Accent 2" w:semiHidden="0" w:uiPriority="64" w:unhideWhenUsed="0"/>
-    <w:lsdException w:name="Medium List 1 Accent 2" w:semiHidden="0" w:uiPriority="65" w:unhideWhenUsed="0"/>
-    <w:lsdException w:name="Medium List 2 Accent 2" w:semiHidden="0" w:uiPriority="66" w:unhideWhenUsed="0"/>
-    <w:lsdException w:name="Medium Grid 1 Accent 2" w:semiHidden="0" w:uiPriority="67" w:unhideWhenUsed="0"/>
-    <w:lsdException w:name="Medium Grid 2 Accent 2" w:semiHidden="0" w:uiPriority="68" w:unhideWhenUsed="0"/>
-    <w:lsdException w:name="Medium Grid 3 Accent 2" w:semiHidden="0" w:uiPriority="69" w:unhideWhenUsed="0"/>
-    <w:lsdException w:name="Dark List Accent 2" w:semiHidden="0" w:uiPriority="70" w:unhideWhenUsed="0"/>
-    <w:lsdException w:name="Colorful Shading Accent 2" w:semiHidden="0" w:uiPriority="71" w:unhideWhenUsed="0"/>
-    <w:lsdException w:name="Colorful List Accent 2" w:semiHidden="0" w:uiPriority="72" w:unhideWhenUsed="0"/>
-    <w:lsdException w:name="Colorful Grid Accent 2" w:semiHidden="0" w:uiPriority="73" w:unhideWhenUsed="0"/>
-    <w:lsdException w:name="Light Shading Accent 3" w:semiHidden="0" w:uiPriority="60" w:unhideWhenUsed="0"/>
-    <w:lsdException w:name="Light List Accent 3" w:semiHidden="0" w:uiPriority="61" w:unhideWhenUsed="0"/>
-    <w:lsdException w:name="Light Grid Accent 3" w:semiHidden="0" w:uiPriority="62" w:unhideWhenUsed="0"/>
-    <w:lsdException w:name="Medium Shading 1 Accent 3" w:semiHidden="0" w:uiPriority="63" w:unhideWhenUsed="0"/>
-    <w:lsdException w:name="Medium Shading 2 Accent 3" w:semiHidden="0" w:uiPriority="64" w:unhideWhenUsed="0"/>
-    <w:lsdException w:name="Medium List 1 Accent 3" w:semiHidden="0" w:uiPriority="65" w:unhideWhenUsed="0"/>
-    <w:lsdException w:name="Medium List 2 Accent 3" w:semiHidden="0" w:uiPriority="66" w:unhideWhenUsed="0"/>
-    <w:lsdException w:name="Medium Grid 1 Accent 3" w:semiHidden="0" w:uiPriority="67" w:unhideWhenUsed="0"/>
-    <w:lsdException w:name="Medium Grid 2 Accent 3" w:semiHidden="0" w:uiPriority="68" w:unhideWhenUsed="0"/>
-    <w:lsdException w:name="Medium Grid 3 Accent 3" w:semiHidden="0" w:uiPriority="69" w:unhideWhenUsed="0"/>
-    <w:lsdException w:name="Dark List Accent 3" w:semiHidden="0" w:uiPriority="70" w:unhideWhenUsed="0"/>
-    <w:lsdException w:name="Colorful Shading Accent 3" w:semiHidden="0" w:uiPriority="71" w:unhideWhenUsed="0"/>
-    <w:lsdException w:name="Colorful List Accent 3" w:semiHidden="0" w:uiPriority="72" w:unhideWhenUsed="0"/>
-    <w:lsdException w:name="Colorful Grid Accent 3" w:semiHidden="0" w:uiPriority="73" w:unhideWhenUsed="0"/>
-    <w:lsdException w:name="Light Shading Accent 4" w:semiHidden="0" w:uiPriority="60" w:unhideWhenUsed="0"/>
-    <w:lsdException w:name="Light List Accent 4" w:semiHidden="0" w:uiPriority="61" w:unhideWhenUsed="0"/>
-    <w:lsdException w:name="Light Grid Accent 4" w:semiHidden="0" w:uiPriority="62" w:unhideWhenUsed="0"/>
-    <w:lsdException w:name="Medium Shading 1 Accent 4" w:semiHidden="0" w:uiPriority="63" w:unhideWhenUsed="0"/>
-    <w:lsdException w:name="Medium Shading 2 Accent 4" w:semiHidden="0" w:uiPriority="64" w:unhideWhenUsed="0"/>
-    <w:lsdException w:name="Medium List 1 Accent 4" w:semiHidden="0" w:uiPriority="65" w:unhideWhenUsed="0"/>
-    <w:lsdException w:name="Medium List 2 Accent 4" w:semiHidden="0" w:uiPriority="66" w:unhideWhenUsed="0"/>
-    <w:lsdException w:name="Medium Grid 1 Accent 4" w:semiHidden="0" w:uiPriority="67" w:unhideWhenUsed="0"/>
-    <w:lsdException w:name="Medium Grid 2 Accent 4" w:semiHidden="0" w:uiPriority="68" w:unhideWhenUsed="0"/>
-    <w:lsdException w:name="Medium Grid 3 Accent 4" w:semiHidden="0" w:uiPriority="69" w:unhideWhenUsed="0"/>
-    <w:lsdException w:name="Dark List Accent 4" w:semiHidden="0" w:uiPriority="70" w:unhideWhenUsed="0"/>
-    <w:lsdException w:name="Colorful Shading Accent 4" w:semiHidden="0" w:uiPriority="71" w:unhideWhenUsed="0"/>
-    <w:lsdException w:name="Colorful List Accent 4" w:semiHidden="0" w:uiPriority="72" w:unhideWhenUsed="0"/>
-    <w:lsdException w:name="Colorful Grid Accent 4" w:semiHidden="0" w:uiPriority="73" w:unhideWhenUsed="0"/>
-    <w:lsdException w:name="Light Shading Accent 5" w:semiHidden="0" w:uiPriority="60" w:unhideWhenUsed="0"/>
-    <w:lsdException w:name="Light List Accent 5" w:semiHidden="0" w:uiPriority="61" w:unhideWhenUsed="0"/>
-    <w:lsdException w:name="Light Grid Accent 5" w:semiHidden="0" w:uiPriority="62" w:unhideWhenUsed="0"/>
-    <w:lsdException w:name="Medium Shading 1 Accent 5" w:semiHidden="0" w:uiPriority="63" w:unhideWhenUsed="0"/>
-    <w:lsdException w:name="Medium Shading 2 Accent 5" w:semiHidden="0" w:uiPriority="64" w:unhideWhenUsed="0"/>
-    <w:lsdException w:name="Medium List 1 Accent 5" w:semiHidden="0" w:uiPriority="65" w:unhideWhenUsed="0"/>
-    <w:lsdException w:name="Medium List 2 Accent 5" w:semiHidden="0" w:uiPriority="66" w:unhideWhenUsed="0"/>
-    <w:lsdException w:name="Medium Grid 1 Accent 5" w:semiHidden="0" w:uiPriority="67" w:unhideWhenUsed="0"/>
-    <w:lsdException w:name="Medium Grid 2 Accent 5" w:semiHidden="0" w:uiPriority="68" w:unhideWhenUsed="0"/>
-    <w:lsdException w:name="Medium Grid 3 Accent 5" w:semiHidden="0" w:uiPriority="69" w:unhideWhenUsed="0"/>
-    <w:lsdException w:name="Dark List Accent 5" w:semiHidden="0" w:uiPriority="70" w:unhideWhenUsed="0"/>
-    <w:lsdException w:name="Colorful Shading Accent 5" w:semiHidden="0" w:uiPriority="71" w:unhideWhenUsed="0"/>
-    <w:lsdException w:name="Colorful List Accent 5" w:semiHidden="0" w:uiPriority="72" w:unhideWhenUsed="0"/>
-    <w:lsdException w:name="Colorful Grid Accent 5" w:semiHidden="0" w:uiPriority="73" w:unhideWhenUsed="0"/>
-    <w:lsdException w:name="Light Shading Accent 6" w:semiHidden="0" w:uiPriority="60" w:unhideWhenUsed="0"/>
-    <w:lsdException w:name="Light List Accent 6" w:semiHidden="0" w:uiPriority="61" w:unhideWhenUsed="0"/>
-    <w:lsdException w:name="Light Grid Accent 6" w:semiHidden="0" w:uiPriority="62" w:unhideWhenUsed="0"/>
-    <w:lsdException w:name="Medium Shading 1 Accent 6" w:semiHidden="0" w:uiPriority="63" w:unhideWhenUsed="0"/>
-    <w:lsdException w:name="Medium Shading 2 Accent 6" w:semiHidden="0" w:uiPriority="64" w:unhideWhenUsed="0"/>
-    <w:lsdException w:name="Medium List 1 Accent 6" w:semiHidden="0" w:uiPriority="65" w:unhideWhenUsed="0"/>
-    <w:lsdException w:name="Medium List 2 Accent 6" w:semiHidden="0" w:uiPriority="66" w:unhideWhenUsed="0"/>
-    <w:lsdException w:name="Medium Grid 1 Accent 6" w:semiHidden="0" w:uiPriority="67" w:unhideWhenUsed="0"/>
-    <w:lsdException w:name="Medium Grid 2 Accent 6" w:semiHidden="0" w:uiPriority="68" w:unhideWhenUsed="0"/>
-    <w:lsdException w:name="Medium Grid 3 Accent 6" w:semiHidden="0" w:uiPriority="69" w:unhideWhenUsed="0"/>
-    <w:lsdException w:name="Dark List Accent 6" w:semiHidden="0" w:uiPriority="70" w:unhideWhenUsed="0"/>
-    <w:lsdException w:name="Colorful Shading Accent 6" w:semiHidden="0" w:uiPriority="71" w:unhideWhenUsed="0"/>
-    <w:lsdException w:name="Colorful List Accent 6" w:semiHidden="0" w:uiPriority="72" w:unhideWhenUsed="0"/>
-    <w:lsdException w:name="Colorful Grid Accent 6" w:semiHidden="0" w:uiPriority="73" w:unhideWhenUsed="0"/>
-    <w:lsdException w:name="Subtle Emphasis" w:semiHidden="0" w:uiPriority="19" w:unhideWhenUsed="0" w:qFormat="1"/>
-    <w:lsdException w:name="Intense Emphasis" w:semiHidden="0" w:uiPriority="21" w:unhideWhenUsed="0" w:qFormat="1"/>
-    <w:lsdException w:name="Subtle Reference" w:semiHidden="0" w:uiPriority="31" w:unhideWhenUsed="0" w:qFormat="1"/>
-    <w:lsdException w:name="Intense Reference" w:semiHidden="0" w:uiPriority="32" w:unhideWhenUsed="0" w:qFormat="1"/>
-    <w:lsdException w:name="Book Title" w:semiHidden="0" w:uiPriority="33" w:unhideWhenUsed="0" w:qFormat="1"/>
-    <w:lsdException w:name="Bibliography" w:uiPriority="37"/>
-    <w:lsdException w:name="TOC Heading" w:uiPriority="39" w:qFormat="1"/>
+  <w:latentStyles w:defLockedState="0" w:defUIPriority="99" w:defSemiHidden="0" w:defUnhideWhenUsed="0" w:defQFormat="0" w:count="376">
+    <w:lsdException w:name="Normal" w:uiPriority="0" w:qFormat="1"/>
+    <w:lsdException w:name="heading 1" w:uiPriority="9" w:qFormat="1"/>
+    <w:lsdException w:name="heading 2" w:semiHidden="1" w:uiPriority="9" w:unhideWhenUsed="1" w:qFormat="1"/>
+    <w:lsdException w:name="heading 3" w:semiHidden="1" w:uiPriority="9" w:unhideWhenUsed="1" w:qFormat="1"/>
+    <w:lsdException w:name="heading 4" w:semiHidden="1" w:uiPriority="9" w:unhideWhenUsed="1" w:qFormat="1"/>
+    <w:lsdException w:name="heading 5" w:semiHidden="1" w:uiPriority="9" w:unhideWhenUsed="1" w:qFormat="1"/>
+    <w:lsdException w:name="heading 6" w:semiHidden="1" w:uiPriority="9" w:unhideWhenUsed="1" w:qFormat="1"/>
+    <w:lsdException w:name="heading 7" w:semiHidden="1" w:uiPriority="9" w:unhideWhenUsed="1" w:qFormat="1"/>
+    <w:lsdException w:name="heading 8" w:semiHidden="1" w:uiPriority="9" w:unhideWhenUsed="1" w:qFormat="1"/>
+    <w:lsdException w:name="heading 9" w:semiHidden="1" w:uiPriority="9" w:unhideWhenUsed="1" w:qFormat="1"/>
+    <w:lsdException w:name="index 1" w:semiHidden="1" w:unhideWhenUsed="1"/>
+    <w:lsdException w:name="index 2" w:semiHidden="1" w:unhideWhenUsed="1"/>
+    <w:lsdException w:name="index 3" w:semiHidden="1" w:unhideWhenUsed="1"/>
+    <w:lsdException w:name="index 4" w:semiHidden="1" w:unhideWhenUsed="1"/>
+    <w:lsdException w:name="index 5" w:semiHidden="1" w:unhideWhenUsed="1"/>
+    <w:lsdException w:name="index 6" w:semiHidden="1" w:unhideWhenUsed="1"/>
+    <w:lsdException w:name="index 7" w:semiHidden="1" w:unhideWhenUsed="1"/>
+    <w:lsdException w:name="index 8" w:semiHidden="1" w:unhideWhenUsed="1"/>
+    <w:lsdException w:name="index 9" w:semiHidden="1" w:unhideWhenUsed="1"/>
+    <w:lsdException w:name="toc 1" w:semiHidden="1" w:uiPriority="39" w:unhideWhenUsed="1"/>
+    <w:lsdException w:name="toc 2" w:semiHidden="1" w:uiPriority="39" w:unhideWhenUsed="1"/>
+    <w:lsdException w:name="toc 3" w:semiHidden="1" w:uiPriority="39" w:unhideWhenUsed="1"/>
+    <w:lsdException w:name="toc 4" w:semiHidden="1" w:uiPriority="39" w:unhideWhenUsed="1"/>
+    <w:lsdException w:name="toc 5" w:semiHidden="1" w:uiPriority="39" w:unhideWhenUsed="1"/>
+    <w:lsdException w:name="toc 6" w:semiHidden="1" w:uiPriority="39" w:unhideWhenUsed="1"/>
+    <w:lsdException w:name="toc 7" w:semiHidden="1" w:uiPriority="39" w:unhideWhenUsed="1"/>
+    <w:lsdException w:name="toc 8" w:semiHidden="1" w:uiPriority="39" w:unhideWhenUsed="1"/>
+    <w:lsdException w:name="toc 9" w:semiHidden="1" w:uiPriority="39" w:unhideWhenUsed="1"/>
+    <w:lsdException w:name="Normal Indent" w:semiHidden="1" w:unhideWhenUsed="1"/>
+    <w:lsdException w:name="footnote text" w:semiHidden="1" w:unhideWhenUsed="1"/>
+    <w:lsdException w:name="annotation text" w:semiHidden="1" w:unhideWhenUsed="1"/>
+    <w:lsdException w:name="header" w:semiHidden="1" w:unhideWhenUsed="1"/>
+    <w:lsdException w:name="footer" w:semiHidden="1" w:unhideWhenUsed="1"/>
+    <w:lsdException w:name="index heading" w:semiHidden="1" w:unhideWhenUsed="1"/>
+    <w:lsdException w:name="caption" w:semiHidden="1" w:uiPriority="35" w:unhideWhenUsed="1" w:qFormat="1"/>
+    <w:lsdException w:name="table of figures" w:semiHidden="1" w:unhideWhenUsed="1"/>
+    <w:lsdException w:name="envelope address" w:semiHidden="1" w:unhideWhenUsed="1"/>
+    <w:lsdException w:name="envelope return" w:semiHidden="1" w:unhideWhenUsed="1"/>
+    <w:lsdException w:name="footnote reference" w:semiHidden="1" w:unhideWhenUsed="1"/>
+    <w:lsdException w:name="annotation reference" w:semiHidden="1" w:unhideWhenUsed="1"/>
+    <w:lsdException w:name="line number" w:semiHidden="1" w:unhideWhenUsed="1"/>
+    <w:lsdException w:name="page number" w:semiHidden="1" w:unhideWhenUsed="1"/>
+    <w:lsdException w:name="endnote reference" w:semiHidden="1" w:unhideWhenUsed="1"/>
+    <w:lsdException w:name="endnote text" w:semiHidden="1" w:unhideWhenUsed="1"/>
+    <w:lsdException w:name="table of authorities" w:semiHidden="1" w:unhideWhenUsed="1"/>
+    <w:lsdException w:name="macro" w:semiHidden="1" w:unhideWhenUsed="1"/>
+    <w:lsdException w:name="toa heading" w:semiHidden="1" w:unhideWhenUsed="1"/>
+    <w:lsdException w:name="List" w:semiHidden="1" w:unhideWhenUsed="1"/>
+    <w:lsdException w:name="List Bullet" w:semiHidden="1" w:unhideWhenUsed="1"/>
+    <w:lsdException w:name="List Number" w:semiHidden="1" w:unhideWhenUsed="1"/>
+    <w:lsdException w:name="List 2" w:semiHidden="1" w:unhideWhenUsed="1"/>
+    <w:lsdException w:name="List 3" w:semiHidden="1" w:unhideWhenUsed="1"/>
+    <w:lsdException w:name="List 4" w:semiHidden="1" w:unhideWhenUsed="1"/>
+    <w:lsdException w:name="List 5" w:semiHidden="1" w:unhideWhenUsed="1"/>
+    <w:lsdException w:name="List Bullet 2" w:semiHidden="1" w:unhideWhenUsed="1"/>
+    <w:lsdException w:name="List Bullet 3" w:semiHidden="1" w:unhideWhenUsed="1"/>
+    <w:lsdException w:name="List Bullet 4" w:semiHidden="1" w:unhideWhenUsed="1"/>
+    <w:lsdException w:name="List Bullet 5" w:semiHidden="1" w:unhideWhenUsed="1"/>
+    <w:lsdException w:name="List Number 2" w:semiHidden="1" w:unhideWhenUsed="1"/>
+    <w:lsdException w:name="List Number 3" w:semiHidden="1" w:unhideWhenUsed="1"/>
+    <w:lsdException w:name="List Number 4" w:semiHidden="1" w:unhideWhenUsed="1"/>
+    <w:lsdException w:name="List Number 5" w:semiHidden="1" w:unhideWhenUsed="1"/>
+    <w:lsdException w:name="Title" w:uiPriority="10" w:qFormat="1"/>
+    <w:lsdException w:name="Closing" w:semiHidden="1" w:unhideWhenUsed="1"/>
+    <w:lsdException w:name="Signature" w:semiHidden="1" w:unhideWhenUsed="1"/>
+    <w:lsdException w:name="Default Paragraph Font" w:semiHidden="1" w:uiPriority="1" w:unhideWhenUsed="1"/>
+    <w:lsdException w:name="Body Text" w:semiHidden="1" w:unhideWhenUsed="1"/>
+    <w:lsdException w:name="Body Text Indent" w:semiHidden="1" w:unhideWhenUsed="1"/>
+    <w:lsdException w:name="List Continue" w:semiHidden="1" w:unhideWhenUsed="1"/>
+    <w:lsdException w:name="List Continue 2" w:semiHidden="1" w:unhideWhenUsed="1"/>
+    <w:lsdException w:name="List Continue 3" w:semiHidden="1" w:unhideWhenUsed="1"/>
+    <w:lsdException w:name="List Continue 4" w:semiHidden="1" w:unhideWhenUsed="1"/>
+    <w:lsdException w:name="List Continue 5" w:semiHidden="1" w:unhideWhenUsed="1"/>
+    <w:lsdException w:name="Message Header" w:semiHidden="1" w:unhideWhenUsed="1"/>
+    <w:lsdException w:name="Subtitle" w:uiPriority="11" w:qFormat="1"/>
+    <w:lsdException w:name="Salutation" w:semiHidden="1" w:unhideWhenUsed="1"/>
+    <w:lsdException w:name="Date" w:semiHidden="1" w:unhideWhenUsed="1"/>
+    <w:lsdException w:name="Body Text First Indent" w:semiHidden="1" w:unhideWhenUsed="1"/>
+    <w:lsdException w:name="Body Text First Indent 2" w:semiHidden="1" w:unhideWhenUsed="1"/>
+    <w:lsdException w:name="Note Heading" w:semiHidden="1" w:unhideWhenUsed="1"/>
+    <w:lsdException w:name="Body Text 2" w:semiHidden="1" w:unhideWhenUsed="1"/>
+    <w:lsdException w:name="Body Text 3" w:semiHidden="1" w:unhideWhenUsed="1"/>
+    <w:lsdException w:name="Body Text Indent 2" w:semiHidden="1" w:unhideWhenUsed="1"/>
+    <w:lsdException w:name="Body Text Indent 3" w:semiHidden="1" w:unhideWhenUsed="1"/>
+    <w:lsdException w:name="Block Text" w:semiHidden="1" w:unhideWhenUsed="1"/>
+    <w:lsdException w:name="Hyperlink" w:semiHidden="1" w:unhideWhenUsed="1"/>
+    <w:lsdException w:name="FollowedHyperlink" w:semiHidden="1" w:unhideWhenUsed="1"/>
+    <w:lsdException w:name="Strong" w:uiPriority="22" w:qFormat="1"/>
+    <w:lsdException w:name="Emphasis" w:uiPriority="20" w:qFormat="1"/>
+    <w:lsdException w:name="Document Map" w:semiHidden="1" w:unhideWhenUsed="1"/>
+    <w:lsdException w:name="Plain Text" w:semiHidden="1" w:unhideWhenUsed="1"/>
+    <w:lsdException w:name="E-mail Signature" w:semiHidden="1" w:unhideWhenUsed="1"/>
+    <w:lsdException w:name="HTML Top of Form" w:semiHidden="1" w:unhideWhenUsed="1"/>
+    <w:lsdException w:name="HTML Bottom of Form" w:semiHidden="1" w:unhideWhenUsed="1"/>
+    <w:lsdException w:name="Normal (Web)" w:semiHidden="1" w:unhideWhenUsed="1"/>
+    <w:lsdException w:name="HTML Acronym" w:semiHidden="1" w:unhideWhenUsed="1"/>
+    <w:lsdException w:name="HTML Address" w:semiHidden="1" w:unhideWhenUsed="1"/>
+    <w:lsdException w:name="HTML Cite" w:semiHidden="1" w:unhideWhenUsed="1"/>
+    <w:lsdException w:name="HTML Code" w:semiHidden="1" w:unhideWhenUsed="1"/>
+    <w:lsdException w:name="HTML Definition" w:semiHidden="1" w:unhideWhenUsed="1"/>
+    <w:lsdException w:name="HTML Keyboard" w:semiHidden="1" w:unhideWhenUsed="1"/>
+    <w:lsdException w:name="HTML Preformatted" w:semiHidden="1" w:unhideWhenUsed="1"/>
+    <w:lsdException w:name="HTML Sample" w:semiHidden="1" w:unhideWhenUsed="1"/>
+    <w:lsdException w:name="HTML Typewriter" w:semiHidden="1" w:unhideWhenUsed="1"/>
+    <w:lsdException w:name="HTML Variable" w:semiHidden="1" w:unhideWhenUsed="1"/>
+    <w:lsdException w:name="annotation subject" w:semiHidden="1" w:unhideWhenUsed="1"/>
+    <w:lsdException w:name="No List" w:semiHidden="1" w:unhideWhenUsed="1"/>
+    <w:lsdException w:name="Outline List 1" w:semiHidden="1" w:unhideWhenUsed="1"/>
+    <w:lsdException w:name="Outline List 2" w:semiHidden="1" w:unhideWhenUsed="1"/>
+    <w:lsdException w:name="Outline List 3" w:semiHidden="1" w:unhideWhenUsed="1"/>
+    <w:lsdException w:name="Table Simple 1" w:semiHidden="1" w:unhideWhenUsed="1"/>
+    <w:lsdException w:name="Table Simple 2" w:semiHidden="1" w:unhideWhenUsed="1"/>
+    <w:lsdException w:name="Table Simple 3" w:semiHidden="1" w:unhideWhenUsed="1"/>
+    <w:lsdException w:name="Table Classic 1" w:semiHidden="1" w:unhideWhenUsed="1"/>
+    <w:lsdException w:name="Table Classic 2" w:semiHidden="1" w:unhideWhenUsed="1"/>
+    <w:lsdException w:name="Table Classic 3" w:semiHidden="1" w:unhideWhenUsed="1"/>
+    <w:lsdException w:name="Table Classic 4" w:semiHidden="1" w:unhideWhenUsed="1"/>
+    <w:lsdException w:name="Table Colorful 1" w:semiHidden="1" w:unhideWhenUsed="1"/>
+    <w:lsdException w:name="Table Colorful 2" w:semiHidden="1" w:unhideWhenUsed="1"/>
+    <w:lsdException w:name="Table Colorful 3" w:semiHidden="1" w:unhideWhenUsed="1"/>
+    <w:lsdException w:name="Table Columns 1" w:semiHidden="1" w:unhideWhenUsed="1"/>
+    <w:lsdException w:name="Table Columns 2" w:semiHidden="1" w:unhideWhenUsed="1"/>
+    <w:lsdException w:name="Table Columns 3" w:semiHidden="1" w:unhideWhenUsed="1"/>
+    <w:lsdException w:name="Table Columns 4" w:semiHidden="1" w:unhideWhenUsed="1"/>
+    <w:lsdException w:name="Table Columns 5" w:semiHidden="1" w:unhideWhenUsed="1"/>
+    <w:lsdException w:name="Table Grid 1" w:semiHidden="1" w:unhideWhenUsed="1"/>
+    <w:lsdException w:name="Table Grid 2" w:semiHidden="1" w:unhideWhenUsed="1"/>
+    <w:lsdException w:name="Table Grid 3" w:semiHidden="1" w:unhideWhenUsed="1"/>
+    <w:lsdException w:name="Table Grid 4" w:semiHidden="1" w:unhideWhenUsed="1"/>
+    <w:lsdException w:name="Table Grid 5" w:semiHidden="1" w:unhideWhenUsed="1"/>
+    <w:lsdException w:name="Table Grid 6" w:semiHidden="1" w:unhideWhenUsed="1"/>
+    <w:lsdException w:name="Table Grid 7" w:semiHidden="1" w:unhideWhenUsed="1"/>
+    <w:lsdException w:name="Table Grid 8" w:semiHidden="1" w:unhideWhenUsed="1"/>
+    <w:lsdException w:name="Table List 1" w:semiHidden="1" w:unhideWhenUsed="1"/>
+    <w:lsdException w:name="Table List 2" w:semiHidden="1" w:unhideWhenUsed="1"/>
+    <w:lsdException w:name="Table List 3" w:semiHidden="1" w:unhideWhenUsed="1"/>
+    <w:lsdException w:name="Table List 4" w:semiHidden="1" w:unhideWhenUsed="1"/>
+    <w:lsdException w:name="Table List 5" w:semiHidden="1" w:unhideWhenUsed="1"/>
+    <w:lsdException w:name="Table List 6" w:semiHidden="1" w:unhideWhenUsed="1"/>
+    <w:lsdException w:name="Table List 7" w:semiHidden="1" w:unhideWhenUsed="1"/>
+    <w:lsdException w:name="Table List 8" w:semiHidden="1" w:unhideWhenUsed="1"/>
+    <w:lsdException w:name="Table 3D effects 1" w:semiHidden="1" w:unhideWhenUsed="1"/>
+    <w:lsdException w:name="Table 3D effects 2" w:semiHidden="1" w:unhideWhenUsed="1"/>
+    <w:lsdException w:name="Table 3D effects 3" w:semiHidden="1" w:unhideWhenUsed="1"/>
+    <w:lsdException w:name="Table Contemporary" w:semiHidden="1" w:unhideWhenUsed="1"/>
+    <w:lsdException w:name="Table Elegant" w:semiHidden="1" w:unhideWhenUsed="1"/>
+    <w:lsdException w:name="Table Professional" w:semiHidden="1" w:unhideWhenUsed="1"/>
+    <w:lsdException w:name="Table Subtle 1" w:semiHidden="1" w:unhideWhenUsed="1"/>
+    <w:lsdException w:name="Table Subtle 2" w:semiHidden="1" w:unhideWhenUsed="1"/>
+    <w:lsdException w:name="Table Web 1" w:semiHidden="1" w:unhideWhenUsed="1"/>
+    <w:lsdException w:name="Table Web 2" w:semiHidden="1" w:unhideWhenUsed="1"/>
+    <w:lsdException w:name="Balloon Text" w:semiHidden="1" w:unhideWhenUsed="1"/>
+    <w:lsdException w:name="Table Grid" w:uiPriority="59"/>
+    <w:lsdException w:name="Placeholder Text" w:semiHidden="1"/>
+    <w:lsdException w:name="No Spacing" w:uiPriority="1" w:qFormat="1"/>
+    <w:lsdException w:name="Light Shading" w:uiPriority="60"/>
+    <w:lsdException w:name="Light List" w:uiPriority="61"/>
+    <w:lsdException w:name="Light Grid" w:uiPriority="62"/>
+    <w:lsdException w:name="Medium Shading 1" w:uiPriority="63"/>
+    <w:lsdException w:name="Medium Shading 2" w:uiPriority="64"/>
+    <w:lsdException w:name="Medium List 1" w:uiPriority="65"/>
+    <w:lsdException w:name="Medium List 2" w:uiPriority="66"/>
+    <w:lsdException w:name="Medium Grid 1" w:uiPriority="67"/>
+    <w:lsdException w:name="Medium Grid 2" w:uiPriority="68"/>
+    <w:lsdException w:name="Medium Grid 3" w:uiPriority="69"/>
+    <w:lsdException w:name="Dark List" w:uiPriority="70"/>
+    <w:lsdException w:name="Colorful Shading" w:uiPriority="71"/>
+    <w:lsdException w:name="Colorful List" w:uiPriority="72"/>
+    <w:lsdException w:name="Colorful Grid" w:uiPriority="73"/>
+    <w:lsdException w:name="Light Shading Accent 1" w:uiPriority="60"/>
+    <w:lsdException w:name="Light List Accent 1" w:uiPriority="61"/>
+    <w:lsdException w:name="Light Grid Accent 1" w:uiPriority="62"/>
+    <w:lsdException w:name="Medium Shading 1 Accent 1" w:uiPriority="63"/>
+    <w:lsdException w:name="Medium Shading 2 Accent 1" w:uiPriority="64"/>
+    <w:lsdException w:name="Medium List 1 Accent 1" w:uiPriority="65"/>
+    <w:lsdException w:name="Revision" w:semiHidden="1"/>
+    <w:lsdException w:name="List Paragraph" w:uiPriority="34" w:qFormat="1"/>
+    <w:lsdException w:name="Quote" w:uiPriority="29" w:qFormat="1"/>
+    <w:lsdException w:name="Intense Quote" w:uiPriority="30" w:qFormat="1"/>
+    <w:lsdException w:name="Medium List 2 Accent 1" w:uiPriority="66"/>
+    <w:lsdException w:name="Medium Grid 1 Accent 1" w:uiPriority="67"/>
+    <w:lsdException w:name="Medium Grid 2 Accent 1" w:uiPriority="68"/>
+    <w:lsdException w:name="Medium Grid 3 Accent 1" w:uiPriority="69"/>
+    <w:lsdException w:name="Dark List Accent 1" w:uiPriority="70"/>
+    <w:lsdException w:name="Colorful Shading Accent 1" w:uiPriority="71"/>
+    <w:lsdException w:name="Colorful List Accent 1" w:uiPriority="72"/>
+    <w:lsdException w:name="Colorful Grid Accent 1" w:uiPriority="73"/>
+    <w:lsdException w:name="Light Shading Accent 2" w:uiPriority="60"/>
+    <w:lsdException w:name="Light List Accent 2" w:uiPriority="61"/>
+    <w:lsdException w:name="Light Grid Accent 2" w:uiPriority="62"/>
+    <w:lsdException w:name="Medium Shading 1 Accent 2" w:uiPriority="63"/>
+    <w:lsdException w:name="Medium Shading 2 Accent 2" w:uiPriority="64"/>
+    <w:lsdException w:name="Medium List 1 Accent 2" w:uiPriority="65"/>
+    <w:lsdException w:name="Medium List 2 Accent 2" w:uiPriority="66"/>
+    <w:lsdException w:name="Medium Grid 1 Accent 2" w:uiPriority="67"/>
+    <w:lsdException w:name="Medium Grid 2 Accent 2" w:uiPriority="68"/>
+    <w:lsdException w:name="Medium Grid 3 Accent 2" w:uiPriority="69"/>
+    <w:lsdException w:name="Dark List Accent 2" w:uiPriority="70"/>
+    <w:lsdException w:name="Colorful Shading Accent 2" w:uiPriority="71"/>
+    <w:lsdException w:name="Colorful List Accent 2" w:uiPriority="72"/>
+    <w:lsdException w:name="Colorful Grid Accent 2" w:uiPriority="73"/>
+    <w:lsdException w:name="Light Shading Accent 3" w:uiPriority="60"/>
+    <w:lsdException w:name="Light List Accent 3" w:uiPriority="61"/>
+    <w:lsdException w:name="Light Grid Accent 3" w:uiPriority="62"/>
+    <w:lsdException w:name="Medium Shading 1 Accent 3" w:uiPriority="63"/>
+    <w:lsdException w:name="Medium Shading 2 Accent 3" w:uiPriority="64"/>
+    <w:lsdException w:name="Medium List 1 Accent 3" w:uiPriority="65"/>
+    <w:lsdException w:name="Medium List 2 Accent 3" w:uiPriority="66"/>
+    <w:lsdException w:name="Medium Grid 1 Accent 3" w:uiPriority="67"/>
+    <w:lsdException w:name="Medium Grid 2 Accent 3" w:uiPriority="68"/>
+    <w:lsdException w:name="Medium Grid 3 Accent 3" w:uiPriority="69"/>
+    <w:lsdException w:name="Dark List Accent 3" w:uiPriority="70"/>
+    <w:lsdException w:name="Colorful Shading Accent 3" w:uiPriority="71"/>
+    <w:lsdException w:name="Colorful List Accent 3" w:uiPriority="72"/>
+    <w:lsdException w:name="Colorful Grid Accent 3" w:uiPriority="73"/>
+    <w:lsdException w:name="Light Shading Accent 4" w:uiPriority="60"/>
+    <w:lsdException w:name="Light List Accent 4" w:uiPriority="61"/>
+    <w:lsdException w:name="Light Grid Accent 4" w:uiPriority="62"/>
+    <w:lsdException w:name="Medium Shading 1 Accent 4" w:uiPriority="63"/>
+    <w:lsdException w:name="Medium Shading 2 Accent 4" w:uiPriority="64"/>
+    <w:lsdException w:name="Medium List 1 Accent 4" w:uiPriority="65"/>
+    <w:lsdException w:name="Medium List 2 Accent 4" w:uiPriority="66"/>
+    <w:lsdException w:name="Medium Grid 1 Accent 4" w:uiPriority="67"/>
+    <w:lsdException w:name="Medium Grid 2 Accent 4" w:uiPriority="68"/>
+    <w:lsdException w:name="Medium Grid 3 Accent 4" w:uiPriority="69"/>
+    <w:lsdException w:name="Dark List Accent 4" w:uiPriority="70"/>
+    <w:lsdException w:name="Colorful Shading Accent 4" w:uiPriority="71"/>
+    <w:lsdException w:name="Colorful List Accent 4" w:uiPriority="72"/>
+    <w:lsdException w:name="Colorful Grid Accent 4" w:uiPriority="73"/>
+    <w:lsdException w:name="Light Shading Accent 5" w:uiPriority="60"/>
+    <w:lsdException w:name="Light List Accent 5" w:uiPriority="61"/>
+    <w:lsdException w:name="Light Grid Accent 5" w:uiPriority="62"/>
+    <w:lsdException w:name="Medium Shading 1 Accent 5" w:uiPriority="63"/>
+    <w:lsdException w:name="Medium Shading 2 Accent 5" w:uiPriority="64"/>
+    <w:lsdException w:name="Medium List 1 Accent 5" w:uiPriority="65"/>
+    <w:lsdException w:name="Medium List 2 Accent 5" w:uiPriority="66"/>
+    <w:lsdException w:name="Medium Grid 1 Accent 5" w:uiPriority="67"/>
+    <w:lsdException w:name="Medium Grid 2 Accent 5" w:uiPriority="68"/>
+    <w:lsdException w:name="Medium Grid 3 Accent 5" w:uiPriority="69"/>
+    <w:lsdException w:name="Dark List Accent 5" w:uiPriority="70"/>
+    <w:lsdException w:name="Colorful Shading Accent 5" w:uiPriority="71"/>
+    <w:lsdException w:name="Colorful List Accent 5" w:uiPriority="72"/>
+    <w:lsdException w:name="Colorful Grid Accent 5" w:uiPriority="73"/>
+    <w:lsdException w:name="Light Shading Accent 6" w:uiPriority="60"/>
+    <w:lsdException w:name="Light List Accent 6" w:uiPriority="61"/>
+    <w:lsdException w:name="Light Grid Accent 6" w:uiPriority="62"/>
+    <w:lsdException w:name="Medium Shading 1 Accent 6" w:uiPriority="63"/>
+    <w:lsdException w:name="Medium Shading 2 Accent 6" w:uiPriority="64"/>
+    <w:lsdException w:name="Medium List 1 Accent 6" w:uiPriority="65"/>
+    <w:lsdException w:name="Medium List 2 Accent 6" w:uiPriority="66"/>
+    <w:lsdException w:name="Medium Grid 1 Accent 6" w:uiPriority="67"/>
+    <w:lsdException w:name="Medium Grid 2 Accent 6" w:uiPriority="68"/>
+    <w:lsdException w:name="Medium Grid 3 Accent 6" w:uiPriority="69"/>
+    <w:lsdException w:name="Dark List Accent 6" w:uiPriority="70"/>
+    <w:lsdException w:name="Colorful Shading Accent 6" w:uiPriority="71"/>
+    <w:lsdException w:name="Colorful List Accent 6" w:uiPriority="72"/>
+    <w:lsdException w:name="Colorful Grid Accent 6" w:uiPriority="73"/>
+    <w:lsdException w:name="Subtle Emphasis" w:uiPriority="19" w:qFormat="1"/>
+    <w:lsdException w:name="Intense Emphasis" w:uiPriority="21" w:qFormat="1"/>
+    <w:lsdException w:name="Subtle Reference" w:uiPriority="31" w:qFormat="1"/>
+    <w:lsdException w:name="Intense Reference" w:uiPriority="32" w:qFormat="1"/>
+    <w:lsdException w:name="Book Title" w:uiPriority="33" w:qFormat="1"/>
+    <w:lsdException w:name="Bibliography" w:semiHidden="1" w:uiPriority="37" w:unhideWhenUsed="1"/>
+    <w:lsdException w:name="TOC Heading" w:semiHidden="1" w:uiPriority="39" w:unhideWhenUsed="1" w:qFormat="1"/>
+    <w:lsdException w:name="Plain Table 1" w:uiPriority="41"/>
+    <w:lsdException w:name="Plain Table 2" w:uiPriority="42"/>
+    <w:lsdException w:name="Plain Table 3" w:uiPriority="43"/>
+    <w:lsdException w:name="Plain Table 4" w:uiPriority="44"/>
+    <w:lsdException w:name="Plain Table 5" w:uiPriority="45"/>
+    <w:lsdException w:name="Grid Table Light" w:uiPriority="40"/>
+    <w:lsdException w:name="Grid Table 1 Light" w:uiPriority="46"/>
+    <w:lsdException w:name="Grid Table 2" w:uiPriority="47"/>
+    <w:lsdException w:name="Grid Table 3" w:uiPriority="48"/>
+    <w:lsdException w:name="Grid Table 4" w:uiPriority="49"/>
+    <w:lsdException w:name="Grid Table 5 Dark" w:uiPriority="50"/>
+    <w:lsdException w:name="Grid Table 6 Colorful" w:uiPriority="51"/>
+    <w:lsdException w:name="Grid Table 7 Colorful" w:uiPriority="52"/>
+    <w:lsdException w:name="Grid Table 1 Light Accent 1" w:uiPriority="46"/>
+    <w:lsdException w:name="Grid Table 2 Accent 1" w:uiPriority="47"/>
+    <w:lsdException w:name="Grid Table 3 Accent 1" w:uiPriority="48"/>
+    <w:lsdException w:name="Grid Table 4 Accent 1" w:uiPriority="49"/>
+    <w:lsdException w:name="Grid Table 5 Dark Accent 1" w:uiPriority="50"/>
+    <w:lsdException w:name="Grid Table 6 Colorful Accent 1" w:uiPriority="51"/>
+    <w:lsdException w:name="Grid Table 7 Colorful Accent 1" w:uiPriority="52"/>
+    <w:lsdException w:name="Grid Table 1 Light Accent 2" w:uiPriority="46"/>
+    <w:lsdException w:name="Grid Table 2 Accent 2" w:uiPriority="47"/>
+    <w:lsdException w:name="Grid Table 3 Accent 2" w:uiPriority="48"/>
+    <w:lsdException w:name="Grid Table 4 Accent 2" w:uiPriority="49"/>
+    <w:lsdException w:name="Grid Table 5 Dark Accent 2" w:uiPriority="50"/>
+    <w:lsdException w:name="Grid Table 6 Colorful Accent 2" w:uiPriority="51"/>
+    <w:lsdException w:name="Grid Table 7 Colorful Accent 2" w:uiPriority="52"/>
+    <w:lsdException w:name="Grid Table 1 Light Accent 3" w:uiPriority="46"/>
+    <w:lsdException w:name="Grid Table 2 Accent 3" w:uiPriority="47"/>
+    <w:lsdException w:name="Grid Table 3 Accent 3" w:uiPriority="48"/>
+    <w:lsdException w:name="Grid Table 4 Accent 3" w:uiPriority="49"/>
+    <w:lsdException w:name="Grid Table 5 Dark Accent 3" w:uiPriority="50"/>
+    <w:lsdException w:name="Grid Table 6 Colorful Accent 3" w:uiPriority="51"/>
+    <w:lsdException w:name="Grid Table 7 Colorful Accent 3" w:uiPriority="52"/>
+    <w:lsdException w:name="Grid Table 1 Light Accent 4" w:uiPriority="46"/>
+    <w:lsdException w:name="Grid Table 2 Accent 4" w:uiPriority="47"/>
+    <w:lsdException w:name="Grid Table 3 Accent 4" w:uiPriority="48"/>
+    <w:lsdException w:name="Grid Table 4 Accent 4" w:uiPriority="49"/>
+    <w:lsdException w:name="Grid Table 5 Dark Accent 4" w:uiPriority="50"/>
+    <w:lsdException w:name="Grid Table 6 Colorful Accent 4" w:uiPriority="51"/>
+    <w:lsdException w:name="Grid Table 7 Colorful Accent 4" w:uiPriority="52"/>
+    <w:lsdException w:name="Grid Table 1 Light Accent 5" w:uiPriority="46"/>
+    <w:lsdException w:name="Grid Table 2 Accent 5" w:uiPriority="47"/>
+    <w:lsdException w:name="Grid Table 3 Accent 5" w:uiPriority="48"/>
+    <w:lsdException w:name="Grid Table 4 Accent 5" w:uiPriority="49"/>
+    <w:lsdException w:name="Grid Table 5 Dark Accent 5" w:uiPriority="50"/>
+    <w:lsdException w:name="Grid Table 6 Colorful Accent 5" w:uiPriority="51"/>
+    <w:lsdException w:name="Grid Table 7 Colorful Accent 5" w:uiPriority="52"/>
+    <w:lsdException w:name="Grid Table 1 Light Accent 6" w:uiPriority="46"/>
+    <w:lsdException w:name="Grid Table 2 Accent 6" w:uiPriority="47"/>
+    <w:lsdException w:name="Grid Table 3 Accent 6" w:uiPriority="48"/>
+    <w:lsdException w:name="Grid Table 4 Accent 6" w:uiPriority="49"/>
+    <w:lsdException w:name="Grid Table 5 Dark Accent 6" w:uiPriority="50"/>
+    <w:lsdException w:name="Grid Table 6 Colorful Accent 6" w:uiPriority="51"/>
+    <w:lsdException w:name="Grid Table 7 Colorful Accent 6" w:uiPriority="52"/>
+    <w:lsdException w:name="List Table 1 Light" w:uiPriority="46"/>
+    <w:lsdException w:name="List Table 2" w:uiPriority="47"/>
+    <w:lsdException w:name="List Table 3" w:uiPriority="48"/>
+    <w:lsdException w:name="List Table 4" w:uiPriority="49"/>
+    <w:lsdException w:name="List Table 5 Dark" w:uiPriority="50"/>
+    <w:lsdException w:name="List Table 6 Colorful" w:uiPriority="51"/>
+    <w:lsdException w:name="List Table 7 Colorful" w:uiPriority="52"/>
+    <w:lsdException w:name="List Table 1 Light Accent 1" w:uiPriority="46"/>
+    <w:lsdException w:name="List Table 2 Accent 1" w:uiPriority="47"/>
+    <w:lsdException w:name="List Table 3 Accent 1" w:uiPriority="48"/>
+    <w:lsdException w:name="List Table 4 Accent 1" w:uiPriority="49"/>
+    <w:lsdException w:name="List Table 5 Dark Accent 1" w:uiPriority="50"/>
+    <w:lsdException w:name="List Table 6 Colorful Accent 1" w:uiPriority="51"/>
+    <w:lsdException w:name="List Table 7 Colorful Accent 1" w:uiPriority="52"/>
+    <w:lsdException w:name="List Table 1 Light Accent 2" w:uiPriority="46"/>
+    <w:lsdException w:name="List Table 2 Accent 2" w:uiPriority="47"/>
+    <w:lsdException w:name="List Table 3 Accent 2" w:uiPriority="48"/>
+    <w:lsdException w:name="List Table 4 Accent 2" w:uiPriority="49"/>
+    <w:lsdException w:name="List Table 5 Dark Accent 2" w:uiPriority="50"/>
+    <w:lsdException w:name="List Table 6 Colorful Accent 2" w:uiPriority="51"/>
+    <w:lsdException w:name="List Table 7 Colorful Accent 2" w:uiPriority="52"/>
+    <w:lsdException w:name="List Table 1 Light Accent 3" w:uiPriority="46"/>
+    <w:lsdException w:name="List Table 2 Accent 3" w:uiPriority="47"/>
+    <w:lsdException w:name="List Table 3 Accent 3" w:uiPriority="48"/>
+    <w:lsdException w:name="List Table 4 Accent 3" w:uiPriority="49"/>
+    <w:lsdException w:name="List Table 5 Dark Accent 3" w:uiPriority="50"/>
+    <w:lsdException w:name="List Table 6 Colorful Accent 3" w:uiPriority="51"/>
+    <w:lsdException w:name="List Table 7 Colorful Accent 3" w:uiPriority="52"/>
+    <w:lsdException w:name="List Table 1 Light Accent 4" w:uiPriority="46"/>
+    <w:lsdException w:name="List Table 2 Accent 4" w:uiPriority="47"/>
+    <w:lsdException w:name="List Table 3 Accent 4" w:uiPriority="48"/>
+    <w:lsdException w:name="List Table 4 Accent 4" w:uiPriority="49"/>
+    <w:lsdException w:name="List Table 5 Dark Accent 4" w:uiPriority="50"/>
+    <w:lsdException w:name="List Table 6 Colorful Accent 4" w:uiPriority="51"/>
+    <w:lsdException w:name="List Table 7 Colorful Accent 4" w:uiPriority="52"/>
+    <w:lsdException w:name="List Table 1 Light Accent 5" w:uiPriority="46"/>
+    <w:lsdException w:name="List Table 2 Accent 5" w:uiPriority="47"/>
+    <w:lsdException w:name="List Table 3 Accent 5" w:uiPriority="48"/>
+    <w:lsdException w:name="List Table 4 Accent 5" w:uiPriority="49"/>
+    <w:lsdException w:name="List Table 5 Dark Accent 5" w:uiPriority="50"/>
+    <w:lsdException w:name="List Table 6 Colorful Accent 5" w:uiPriority="51"/>
+    <w:lsdException w:name="List Table 7 Colorful Accent 5" w:uiPriority="52"/>
+    <w:lsdException w:name="List Table 1 Light Accent 6" w:uiPriority="46"/>
+    <w:lsdException w:name="List Table 2 Accent 6" w:uiPriority="47"/>
+    <w:lsdException w:name="List Table 3 Accent 6" w:uiPriority="48"/>
+    <w:lsdException w:name="List Table 4 Accent 6" w:uiPriority="49"/>
+    <w:lsdException w:name="List Table 5 Dark Accent 6" w:uiPriority="50"/>
+    <w:lsdException w:name="List Table 6 Colorful Accent 6" w:uiPriority="51"/>
+    <w:lsdException w:name="List Table 7 Colorful Accent 6" w:uiPriority="52"/>
+    <w:lsdException w:name="Mention" w:semiHidden="1" w:unhideWhenUsed="1"/>
+    <w:lsdException w:name="Smart Hyperlink" w:semiHidden="1" w:unhideWhenUsed="1"/>
+    <w:lsdException w:name="Hashtag" w:semiHidden="1" w:unhideWhenUsed="1"/>
+    <w:lsdException w:name="Unresolved Mention" w:semiHidden="1" w:unhideWhenUsed="1"/>
+    <w:lsdException w:name="Smart Link" w:semiHidden="1" w:unhideWhenUsed="1"/>
   </w:latentStyles>
   <w:style w:type="paragraph" w:default="1" w:styleId="a">
     <w:name w:val="Normal"/>
@@ -304,6 +1307,51 @@
       <w:widowControl w:val="0"/>
       <w:jc w:val="both"/>
     </w:pPr>
+  </w:style>
+  <w:style w:type="paragraph" w:styleId="1">
+    <w:name w:val="heading 1"/>
+    <w:basedOn w:val="a"/>
+    <w:next w:val="a"/>
+    <w:link w:val="10"/>
+    <w:uiPriority w:val="9"/>
+    <w:qFormat/>
+    <w:rsid w:val="00D628BC"/>
+    <w:pPr>
+      <w:keepNext/>
+      <w:keepLines/>
+      <w:spacing w:before="340" w:after="330" w:line="578" w:lineRule="auto"/>
+      <w:outlineLvl w:val="0"/>
+    </w:pPr>
+    <w:rPr>
+      <w:b/>
+      <w:bCs/>
+      <w:kern w:val="44"/>
+      <w:sz w:val="44"/>
+      <w:szCs w:val="44"/>
+    </w:rPr>
+  </w:style>
+  <w:style w:type="paragraph" w:styleId="2">
+    <w:name w:val="heading 2"/>
+    <w:basedOn w:val="a"/>
+    <w:next w:val="a"/>
+    <w:link w:val="20"/>
+    <w:uiPriority w:val="9"/>
+    <w:unhideWhenUsed/>
+    <w:qFormat/>
+    <w:rsid w:val="005B773F"/>
+    <w:pPr>
+      <w:keepNext/>
+      <w:keepLines/>
+      <w:spacing w:before="260" w:after="260" w:line="416" w:lineRule="auto"/>
+      <w:outlineLvl w:val="1"/>
+    </w:pPr>
+    <w:rPr>
+      <w:rFonts w:asciiTheme="majorHAnsi" w:eastAsiaTheme="majorEastAsia" w:hAnsiTheme="majorHAnsi" w:cstheme="majorBidi"/>
+      <w:b/>
+      <w:bCs/>
+      <w:sz w:val="32"/>
+      <w:szCs w:val="32"/>
+    </w:rPr>
   </w:style>
   <w:style w:type="character" w:default="1" w:styleId="a0">
     <w:name w:val="Default Paragraph Font"/>
@@ -335,7 +1383,7 @@
   <w:style w:type="paragraph" w:styleId="a3">
     <w:name w:val="Balloon Text"/>
     <w:basedOn w:val="a"/>
-    <w:link w:val="Char"/>
+    <w:link w:val="a4"/>
     <w:uiPriority w:val="99"/>
     <w:semiHidden/>
     <w:unhideWhenUsed/>
@@ -345,8 +1393,8 @@
       <w:szCs w:val="18"/>
     </w:rPr>
   </w:style>
-  <w:style w:type="character" w:customStyle="1" w:styleId="Char">
-    <w:name w:val="批注框文本 Char"/>
+  <w:style w:type="character" w:customStyle="1" w:styleId="a4">
+    <w:name w:val="批注框文本 字符"/>
     <w:basedOn w:val="a0"/>
     <w:link w:val="a3"/>
     <w:uiPriority w:val="99"/>
@@ -357,217 +1405,161 @@
       <w:szCs w:val="18"/>
     </w:rPr>
   </w:style>
-</w:styles>
-</file>
-
-<file path=word/stylesWithEffects.xml><?xml version="1.0" encoding="utf-8"?>
-<w:styles xmlns:wpc="http://schemas.microsoft.com/office/word/2010/wordprocessingCanvas" xmlns:mc="http://schemas.openxmlformats.org/markup-compatibility/2006" xmlns:o="urn:schemas-microsoft-com:office:office" xmlns:r="http://schemas.openxmlformats.org/officeDocument/2006/relationships" xmlns:m="http://schemas.openxmlformats.org/officeDocument/2006/math" xmlns:v="urn:schemas-microsoft-com:vml" xmlns:wp14="http://schemas.microsoft.com/office/word/2010/wordprocessingDrawing" xmlns:wp="http://schemas.openxmlformats.org/drawingml/2006/wordprocessingDrawing" xmlns:w10="urn:schemas-microsoft-com:office:word" xmlns:w="http://schemas.openxmlformats.org/wordprocessingml/2006/main" xmlns:w14="http://schemas.microsoft.com/office/word/2010/wordml" xmlns:wpg="http://schemas.microsoft.com/office/word/2010/wordprocessingGroup" xmlns:wpi="http://schemas.microsoft.com/office/word/2010/wordprocessingInk" xmlns:wne="http://schemas.microsoft.com/office/word/2006/wordml" xmlns:wps="http://schemas.microsoft.com/office/word/2010/wordprocessingShape" mc:Ignorable="w14 wp14">
-  <w:docDefaults>
-    <w:rPrDefault>
-      <w:rPr>
-        <w:rFonts w:asciiTheme="minorHAnsi" w:eastAsiaTheme="minorEastAsia" w:hAnsiTheme="minorHAnsi" w:cstheme="minorBidi"/>
-        <w:kern w:val="2"/>
-        <w:sz w:val="21"/>
-        <w:szCs w:val="22"/>
-        <w:lang w:val="en-US" w:eastAsia="zh-CN" w:bidi="ar-SA"/>
-      </w:rPr>
-    </w:rPrDefault>
-    <w:pPrDefault/>
-  </w:docDefaults>
-  <w:latentStyles w:defLockedState="0" w:defUIPriority="99" w:defSemiHidden="1" w:defUnhideWhenUsed="1" w:defQFormat="0" w:count="267">
-    <w:lsdException w:name="Normal" w:semiHidden="0" w:uiPriority="0" w:unhideWhenUsed="0" w:qFormat="1"/>
-    <w:lsdException w:name="heading 1" w:semiHidden="0" w:uiPriority="9" w:unhideWhenUsed="0" w:qFormat="1"/>
-    <w:lsdException w:name="heading 2" w:uiPriority="9" w:qFormat="1"/>
-    <w:lsdException w:name="heading 3" w:uiPriority="9" w:qFormat="1"/>
-    <w:lsdException w:name="heading 4" w:uiPriority="9" w:qFormat="1"/>
-    <w:lsdException w:name="heading 5" w:uiPriority="9" w:qFormat="1"/>
-    <w:lsdException w:name="heading 6" w:uiPriority="9" w:qFormat="1"/>
-    <w:lsdException w:name="heading 7" w:uiPriority="9" w:qFormat="1"/>
-    <w:lsdException w:name="heading 8" w:uiPriority="9" w:qFormat="1"/>
-    <w:lsdException w:name="heading 9" w:uiPriority="9" w:qFormat="1"/>
-    <w:lsdException w:name="toc 1" w:uiPriority="39"/>
-    <w:lsdException w:name="toc 2" w:uiPriority="39"/>
-    <w:lsdException w:name="toc 3" w:uiPriority="39"/>
-    <w:lsdException w:name="toc 4" w:uiPriority="39"/>
-    <w:lsdException w:name="toc 5" w:uiPriority="39"/>
-    <w:lsdException w:name="toc 6" w:uiPriority="39"/>
-    <w:lsdException w:name="toc 7" w:uiPriority="39"/>
-    <w:lsdException w:name="toc 8" w:uiPriority="39"/>
-    <w:lsdException w:name="toc 9" w:uiPriority="39"/>
-    <w:lsdException w:name="caption" w:uiPriority="35" w:qFormat="1"/>
-    <w:lsdException w:name="Title" w:semiHidden="0" w:uiPriority="10" w:unhideWhenUsed="0" w:qFormat="1"/>
-    <w:lsdException w:name="Default Paragraph Font" w:uiPriority="1"/>
-    <w:lsdException w:name="Subtitle" w:semiHidden="0" w:uiPriority="11" w:unhideWhenUsed="0" w:qFormat="1"/>
-    <w:lsdException w:name="Strong" w:semiHidden="0" w:uiPriority="22" w:unhideWhenUsed="0" w:qFormat="1"/>
-    <w:lsdException w:name="Emphasis" w:semiHidden="0" w:uiPriority="20" w:unhideWhenUsed="0" w:qFormat="1"/>
-    <w:lsdException w:name="Table Grid" w:semiHidden="0" w:uiPriority="59" w:unhideWhenUsed="0"/>
-    <w:lsdException w:name="Placeholder Text" w:unhideWhenUsed="0"/>
-    <w:lsdException w:name="No Spacing" w:semiHidden="0" w:uiPriority="1" w:unhideWhenUsed="0" w:qFormat="1"/>
-    <w:lsdException w:name="Light Shading" w:semiHidden="0" w:uiPriority="60" w:unhideWhenUsed="0"/>
-    <w:lsdException w:name="Light List" w:semiHidden="0" w:uiPriority="61" w:unhideWhenUsed="0"/>
-    <w:lsdException w:name="Light Grid" w:semiHidden="0" w:uiPriority="62" w:unhideWhenUsed="0"/>
-    <w:lsdException w:name="Medium Shading 1" w:semiHidden="0" w:uiPriority="63" w:unhideWhenUsed="0"/>
-    <w:lsdException w:name="Medium Shading 2" w:semiHidden="0" w:uiPriority="64" w:unhideWhenUsed="0"/>
-    <w:lsdException w:name="Medium List 1" w:semiHidden="0" w:uiPriority="65" w:unhideWhenUsed="0"/>
-    <w:lsdException w:name="Medium List 2" w:semiHidden="0" w:uiPriority="66" w:unhideWhenUsed="0"/>
-    <w:lsdException w:name="Medium Grid 1" w:semiHidden="0" w:uiPriority="67" w:unhideWhenUsed="0"/>
-    <w:lsdException w:name="Medium Grid 2" w:semiHidden="0" w:uiPriority="68" w:unhideWhenUsed="0"/>
-    <w:lsdException w:name="Medium Grid 3" w:semiHidden="0" w:uiPriority="69" w:unhideWhenUsed="0"/>
-    <w:lsdException w:name="Dark List" w:semiHidden="0" w:uiPriority="70" w:unhideWhenUsed="0"/>
-    <w:lsdException w:name="Colorful Shading" w:semiHidden="0" w:uiPriority="71" w:unhideWhenUsed="0"/>
-    <w:lsdException w:name="Colorful List" w:semiHidden="0" w:uiPriority="72" w:unhideWhenUsed="0"/>
-    <w:lsdException w:name="Colorful Grid" w:semiHidden="0" w:uiPriority="73" w:unhideWhenUsed="0"/>
-    <w:lsdException w:name="Light Shading Accent 1" w:semiHidden="0" w:uiPriority="60" w:unhideWhenUsed="0"/>
-    <w:lsdException w:name="Light List Accent 1" w:semiHidden="0" w:uiPriority="61" w:unhideWhenUsed="0"/>
-    <w:lsdException w:name="Light Grid Accent 1" w:semiHidden="0" w:uiPriority="62" w:unhideWhenUsed="0"/>
-    <w:lsdException w:name="Medium Shading 1 Accent 1" w:semiHidden="0" w:uiPriority="63" w:unhideWhenUsed="0"/>
-    <w:lsdException w:name="Medium Shading 2 Accent 1" w:semiHidden="0" w:uiPriority="64" w:unhideWhenUsed="0"/>
-    <w:lsdException w:name="Medium List 1 Accent 1" w:semiHidden="0" w:uiPriority="65" w:unhideWhenUsed="0"/>
-    <w:lsdException w:name="Revision" w:unhideWhenUsed="0"/>
-    <w:lsdException w:name="List Paragraph" w:semiHidden="0" w:uiPriority="34" w:unhideWhenUsed="0" w:qFormat="1"/>
-    <w:lsdException w:name="Quote" w:semiHidden="0" w:uiPriority="29" w:unhideWhenUsed="0" w:qFormat="1"/>
-    <w:lsdException w:name="Intense Quote" w:semiHidden="0" w:uiPriority="30" w:unhideWhenUsed="0" w:qFormat="1"/>
-    <w:lsdException w:name="Medium List 2 Accent 1" w:semiHidden="0" w:uiPriority="66" w:unhideWhenUsed="0"/>
-    <w:lsdException w:name="Medium Grid 1 Accent 1" w:semiHidden="0" w:uiPriority="67" w:unhideWhenUsed="0"/>
-    <w:lsdException w:name="Medium Grid 2 Accent 1" w:semiHidden="0" w:uiPriority="68" w:unhideWhenUsed="0"/>
-    <w:lsdException w:name="Medium Grid 3 Accent 1" w:semiHidden="0" w:uiPriority="69" w:unhideWhenUsed="0"/>
-    <w:lsdException w:name="Dark List Accent 1" w:semiHidden="0" w:uiPriority="70" w:unhideWhenUsed="0"/>
-    <w:lsdException w:name="Colorful Shading Accent 1" w:semiHidden="0" w:uiPriority="71" w:unhideWhenUsed="0"/>
-    <w:lsdException w:name="Colorful List Accent 1" w:semiHidden="0" w:uiPriority="72" w:unhideWhenUsed="0"/>
-    <w:lsdException w:name="Colorful Grid Accent 1" w:semiHidden="0" w:uiPriority="73" w:unhideWhenUsed="0"/>
-    <w:lsdException w:name="Light Shading Accent 2" w:semiHidden="0" w:uiPriority="60" w:unhideWhenUsed="0"/>
-    <w:lsdException w:name="Light List Accent 2" w:semiHidden="0" w:uiPriority="61" w:unhideWhenUsed="0"/>
-    <w:lsdException w:name="Light Grid Accent 2" w:semiHidden="0" w:uiPriority="62" w:unhideWhenUsed="0"/>
-    <w:lsdException w:name="Medium Shading 1 Accent 2" w:semiHidden="0" w:uiPriority="63" w:unhideWhenUsed="0"/>
-    <w:lsdException w:name="Medium Shading 2 Accent 2" w:semiHidden="0" w:uiPriority="64" w:unhideWhenUsed="0"/>
-    <w:lsdException w:name="Medium List 1 Accent 2" w:semiHidden="0" w:uiPriority="65" w:unhideWhenUsed="0"/>
-    <w:lsdException w:name="Medium List 2 Accent 2" w:semiHidden="0" w:uiPriority="66" w:unhideWhenUsed="0"/>
-    <w:lsdException w:name="Medium Grid 1 Accent 2" w:semiHidden="0" w:uiPriority="67" w:unhideWhenUsed="0"/>
-    <w:lsdException w:name="Medium Grid 2 Accent 2" w:semiHidden="0" w:uiPriority="68" w:unhideWhenUsed="0"/>
-    <w:lsdException w:name="Medium Grid 3 Accent 2" w:semiHidden="0" w:uiPriority="69" w:unhideWhenUsed="0"/>
-    <w:lsdException w:name="Dark List Accent 2" w:semiHidden="0" w:uiPriority="70" w:unhideWhenUsed="0"/>
-    <w:lsdException w:name="Colorful Shading Accent 2" w:semiHidden="0" w:uiPriority="71" w:unhideWhenUsed="0"/>
-    <w:lsdException w:name="Colorful List Accent 2" w:semiHidden="0" w:uiPriority="72" w:unhideWhenUsed="0"/>
-    <w:lsdException w:name="Colorful Grid Accent 2" w:semiHidden="0" w:uiPriority="73" w:unhideWhenUsed="0"/>
-    <w:lsdException w:name="Light Shading Accent 3" w:semiHidden="0" w:uiPriority="60" w:unhideWhenUsed="0"/>
-    <w:lsdException w:name="Light List Accent 3" w:semiHidden="0" w:uiPriority="61" w:unhideWhenUsed="0"/>
-    <w:lsdException w:name="Light Grid Accent 3" w:semiHidden="0" w:uiPriority="62" w:unhideWhenUsed="0"/>
-    <w:lsdException w:name="Medium Shading 1 Accent 3" w:semiHidden="0" w:uiPriority="63" w:unhideWhenUsed="0"/>
-    <w:lsdException w:name="Medium Shading 2 Accent 3" w:semiHidden="0" w:uiPriority="64" w:unhideWhenUsed="0"/>
-    <w:lsdException w:name="Medium List 1 Accent 3" w:semiHidden="0" w:uiPriority="65" w:unhideWhenUsed="0"/>
-    <w:lsdException w:name="Medium List 2 Accent 3" w:semiHidden="0" w:uiPriority="66" w:unhideWhenUsed="0"/>
-    <w:lsdException w:name="Medium Grid 1 Accent 3" w:semiHidden="0" w:uiPriority="67" w:unhideWhenUsed="0"/>
-    <w:lsdException w:name="Medium Grid 2 Accent 3" w:semiHidden="0" w:uiPriority="68" w:unhideWhenUsed="0"/>
-    <w:lsdException w:name="Medium Grid 3 Accent 3" w:semiHidden="0" w:uiPriority="69" w:unhideWhenUsed="0"/>
-    <w:lsdException w:name="Dark List Accent 3" w:semiHidden="0" w:uiPriority="70" w:unhideWhenUsed="0"/>
-    <w:lsdException w:name="Colorful Shading Accent 3" w:semiHidden="0" w:uiPriority="71" w:unhideWhenUsed="0"/>
-    <w:lsdException w:name="Colorful List Accent 3" w:semiHidden="0" w:uiPriority="72" w:unhideWhenUsed="0"/>
-    <w:lsdException w:name="Colorful Grid Accent 3" w:semiHidden="0" w:uiPriority="73" w:unhideWhenUsed="0"/>
-    <w:lsdException w:name="Light Shading Accent 4" w:semiHidden="0" w:uiPriority="60" w:unhideWhenUsed="0"/>
-    <w:lsdException w:name="Light List Accent 4" w:semiHidden="0" w:uiPriority="61" w:unhideWhenUsed="0"/>
-    <w:lsdException w:name="Light Grid Accent 4" w:semiHidden="0" w:uiPriority="62" w:unhideWhenUsed="0"/>
-    <w:lsdException w:name="Medium Shading 1 Accent 4" w:semiHidden="0" w:uiPriority="63" w:unhideWhenUsed="0"/>
-    <w:lsdException w:name="Medium Shading 2 Accent 4" w:semiHidden="0" w:uiPriority="64" w:unhideWhenUsed="0"/>
-    <w:lsdException w:name="Medium List 1 Accent 4" w:semiHidden="0" w:uiPriority="65" w:unhideWhenUsed="0"/>
-    <w:lsdException w:name="Medium List 2 Accent 4" w:semiHidden="0" w:uiPriority="66" w:unhideWhenUsed="0"/>
-    <w:lsdException w:name="Medium Grid 1 Accent 4" w:semiHidden="0" w:uiPriority="67" w:unhideWhenUsed="0"/>
-    <w:lsdException w:name="Medium Grid 2 Accent 4" w:semiHidden="0" w:uiPriority="68" w:unhideWhenUsed="0"/>
-    <w:lsdException w:name="Medium Grid 3 Accent 4" w:semiHidden="0" w:uiPriority="69" w:unhideWhenUsed="0"/>
-    <w:lsdException w:name="Dark List Accent 4" w:semiHidden="0" w:uiPriority="70" w:unhideWhenUsed="0"/>
-    <w:lsdException w:name="Colorful Shading Accent 4" w:semiHidden="0" w:uiPriority="71" w:unhideWhenUsed="0"/>
-    <w:lsdException w:name="Colorful List Accent 4" w:semiHidden="0" w:uiPriority="72" w:unhideWhenUsed="0"/>
-    <w:lsdException w:name="Colorful Grid Accent 4" w:semiHidden="0" w:uiPriority="73" w:unhideWhenUsed="0"/>
-    <w:lsdException w:name="Light Shading Accent 5" w:semiHidden="0" w:uiPriority="60" w:unhideWhenUsed="0"/>
-    <w:lsdException w:name="Light List Accent 5" w:semiHidden="0" w:uiPriority="61" w:unhideWhenUsed="0"/>
-    <w:lsdException w:name="Light Grid Accent 5" w:semiHidden="0" w:uiPriority="62" w:unhideWhenUsed="0"/>
-    <w:lsdException w:name="Medium Shading 1 Accent 5" w:semiHidden="0" w:uiPriority="63" w:unhideWhenUsed="0"/>
-    <w:lsdException w:name="Medium Shading 2 Accent 5" w:semiHidden="0" w:uiPriority="64" w:unhideWhenUsed="0"/>
-    <w:lsdException w:name="Medium List 1 Accent 5" w:semiHidden="0" w:uiPriority="65" w:unhideWhenUsed="0"/>
-    <w:lsdException w:name="Medium List 2 Accent 5" w:semiHidden="0" w:uiPriority="66" w:unhideWhenUsed="0"/>
-    <w:lsdException w:name="Medium Grid 1 Accent 5" w:semiHidden="0" w:uiPriority="67" w:unhideWhenUsed="0"/>
-    <w:lsdException w:name="Medium Grid 2 Accent 5" w:semiHidden="0" w:uiPriority="68" w:unhideWhenUsed="0"/>
-    <w:lsdException w:name="Medium Grid 3 Accent 5" w:semiHidden="0" w:uiPriority="69" w:unhideWhenUsed="0"/>
-    <w:lsdException w:name="Dark List Accent 5" w:semiHidden="0" w:uiPriority="70" w:unhideWhenUsed="0"/>
-    <w:lsdException w:name="Colorful Shading Accent 5" w:semiHidden="0" w:uiPriority="71" w:unhideWhenUsed="0"/>
-    <w:lsdException w:name="Colorful List Accent 5" w:semiHidden="0" w:uiPriority="72" w:unhideWhenUsed="0"/>
-    <w:lsdException w:name="Colorful Grid Accent 5" w:semiHidden="0" w:uiPriority="73" w:unhideWhenUsed="0"/>
-    <w:lsdException w:name="Light Shading Accent 6" w:semiHidden="0" w:uiPriority="60" w:unhideWhenUsed="0"/>
-    <w:lsdException w:name="Light List Accent 6" w:semiHidden="0" w:uiPriority="61" w:unhideWhenUsed="0"/>
-    <w:lsdException w:name="Light Grid Accent 6" w:semiHidden="0" w:uiPriority="62" w:unhideWhenUsed="0"/>
-    <w:lsdException w:name="Medium Shading 1 Accent 6" w:semiHidden="0" w:uiPriority="63" w:unhideWhenUsed="0"/>
-    <w:lsdException w:name="Medium Shading 2 Accent 6" w:semiHidden="0" w:uiPriority="64" w:unhideWhenUsed="0"/>
-    <w:lsdException w:name="Medium List 1 Accent 6" w:semiHidden="0" w:uiPriority="65" w:unhideWhenUsed="0"/>
-    <w:lsdException w:name="Medium List 2 Accent 6" w:semiHidden="0" w:uiPriority="66" w:unhideWhenUsed="0"/>
-    <w:lsdException w:name="Medium Grid 1 Accent 6" w:semiHidden="0" w:uiPriority="67" w:unhideWhenUsed="0"/>
-    <w:lsdException w:name="Medium Grid 2 Accent 6" w:semiHidden="0" w:uiPriority="68" w:unhideWhenUsed="0"/>
-    <w:lsdException w:name="Medium Grid 3 Accent 6" w:semiHidden="0" w:uiPriority="69" w:unhideWhenUsed="0"/>
-    <w:lsdException w:name="Dark List Accent 6" w:semiHidden="0" w:uiPriority="70" w:unhideWhenUsed="0"/>
-    <w:lsdException w:name="Colorful Shading Accent 6" w:semiHidden="0" w:uiPriority="71" w:unhideWhenUsed="0"/>
-    <w:lsdException w:name="Colorful List Accent 6" w:semiHidden="0" w:uiPriority="72" w:unhideWhenUsed="0"/>
-    <w:lsdException w:name="Colorful Grid Accent 6" w:semiHidden="0" w:uiPriority="73" w:unhideWhenUsed="0"/>
-    <w:lsdException w:name="Subtle Emphasis" w:semiHidden="0" w:uiPriority="19" w:unhideWhenUsed="0" w:qFormat="1"/>
-    <w:lsdException w:name="Intense Emphasis" w:semiHidden="0" w:uiPriority="21" w:unhideWhenUsed="0" w:qFormat="1"/>
-    <w:lsdException w:name="Subtle Reference" w:semiHidden="0" w:uiPriority="31" w:unhideWhenUsed="0" w:qFormat="1"/>
-    <w:lsdException w:name="Intense Reference" w:semiHidden="0" w:uiPriority="32" w:unhideWhenUsed="0" w:qFormat="1"/>
-    <w:lsdException w:name="Book Title" w:semiHidden="0" w:uiPriority="33" w:unhideWhenUsed="0" w:qFormat="1"/>
-    <w:lsdException w:name="Bibliography" w:uiPriority="37"/>
-    <w:lsdException w:name="TOC Heading" w:uiPriority="39" w:qFormat="1"/>
-  </w:latentStyles>
-  <w:style w:type="paragraph" w:default="1" w:styleId="a">
-    <w:name w:val="Normal"/>
-    <w:qFormat/>
-    <w:pPr>
-      <w:widowControl w:val="0"/>
-      <w:jc w:val="both"/>
-    </w:pPr>
+  <w:style w:type="character" w:customStyle="1" w:styleId="20">
+    <w:name w:val="标题 2 字符"/>
+    <w:basedOn w:val="a0"/>
+    <w:link w:val="2"/>
+    <w:uiPriority w:val="9"/>
+    <w:rsid w:val="005B773F"/>
+    <w:rPr>
+      <w:rFonts w:asciiTheme="majorHAnsi" w:eastAsiaTheme="majorEastAsia" w:hAnsiTheme="majorHAnsi" w:cstheme="majorBidi"/>
+      <w:b/>
+      <w:bCs/>
+      <w:sz w:val="32"/>
+      <w:szCs w:val="32"/>
+    </w:rPr>
   </w:style>
-  <w:style w:type="character" w:default="1" w:styleId="a0">
-    <w:name w:val="Default Paragraph Font"/>
-    <w:uiPriority w:val="1"/>
-    <w:semiHidden/>
-    <w:unhideWhenUsed/>
+  <w:style w:type="character" w:customStyle="1" w:styleId="10">
+    <w:name w:val="标题 1 字符"/>
+    <w:basedOn w:val="a0"/>
+    <w:link w:val="1"/>
+    <w:uiPriority w:val="9"/>
+    <w:rsid w:val="00D628BC"/>
+    <w:rPr>
+      <w:b/>
+      <w:bCs/>
+      <w:kern w:val="44"/>
+      <w:sz w:val="44"/>
+      <w:szCs w:val="44"/>
+    </w:rPr>
   </w:style>
-  <w:style w:type="table" w:default="1" w:styleId="a1">
-    <w:name w:val="Normal Table"/>
+  <w:style w:type="table" w:styleId="a5">
+    <w:name w:val="Table Grid"/>
+    <w:basedOn w:val="a1"/>
+    <w:uiPriority w:val="59"/>
+    <w:rsid w:val="00C616EB"/>
+    <w:tblPr>
+      <w:tblBorders>
+        <w:top w:val="single" w:sz="4" w:space="0" w:color="auto"/>
+        <w:left w:val="single" w:sz="4" w:space="0" w:color="auto"/>
+        <w:bottom w:val="single" w:sz="4" w:space="0" w:color="auto"/>
+        <w:right w:val="single" w:sz="4" w:space="0" w:color="auto"/>
+        <w:insideH w:val="single" w:sz="4" w:space="0" w:color="auto"/>
+        <w:insideV w:val="single" w:sz="4" w:space="0" w:color="auto"/>
+      </w:tblBorders>
+    </w:tblPr>
+  </w:style>
+  <w:style w:type="paragraph" w:styleId="HTML">
+    <w:name w:val="HTML Preformatted"/>
+    <w:basedOn w:val="a"/>
+    <w:link w:val="HTML0"/>
     <w:uiPriority w:val="99"/>
     <w:semiHidden/>
     <w:unhideWhenUsed/>
-    <w:tblPr>
-      <w:tblInd w:w="0" w:type="dxa"/>
-      <w:tblCellMar>
-        <w:top w:w="0" w:type="dxa"/>
-        <w:left w:w="108" w:type="dxa"/>
-        <w:bottom w:w="0" w:type="dxa"/>
-        <w:right w:w="108" w:type="dxa"/>
-      </w:tblCellMar>
-    </w:tblPr>
+    <w:rsid w:val="00013406"/>
+    <w:pPr>
+      <w:widowControl/>
+      <w:tabs>
+        <w:tab w:val="left" w:pos="916"/>
+        <w:tab w:val="left" w:pos="1832"/>
+        <w:tab w:val="left" w:pos="2748"/>
+        <w:tab w:val="left" w:pos="3664"/>
+        <w:tab w:val="left" w:pos="4580"/>
+        <w:tab w:val="left" w:pos="5496"/>
+        <w:tab w:val="left" w:pos="6412"/>
+        <w:tab w:val="left" w:pos="7328"/>
+        <w:tab w:val="left" w:pos="8244"/>
+        <w:tab w:val="left" w:pos="9160"/>
+        <w:tab w:val="left" w:pos="10076"/>
+        <w:tab w:val="left" w:pos="10992"/>
+        <w:tab w:val="left" w:pos="11908"/>
+        <w:tab w:val="left" w:pos="12824"/>
+        <w:tab w:val="left" w:pos="13740"/>
+        <w:tab w:val="left" w:pos="14656"/>
+      </w:tabs>
+      <w:jc w:val="left"/>
+    </w:pPr>
+    <w:rPr>
+      <w:rFonts w:ascii="宋体" w:eastAsia="宋体" w:hAnsi="宋体" w:cs="宋体"/>
+      <w:kern w:val="0"/>
+      <w:sz w:val="24"/>
+      <w:szCs w:val="24"/>
+    </w:rPr>
   </w:style>
-  <w:style w:type="numbering" w:default="1" w:styleId="a2">
-    <w:name w:val="No List"/>
+  <w:style w:type="character" w:customStyle="1" w:styleId="HTML0">
+    <w:name w:val="HTML 预设格式 字符"/>
+    <w:basedOn w:val="a0"/>
+    <w:link w:val="HTML"/>
     <w:uiPriority w:val="99"/>
     <w:semiHidden/>
+    <w:rsid w:val="00013406"/>
+    <w:rPr>
+      <w:rFonts w:ascii="宋体" w:eastAsia="宋体" w:hAnsi="宋体" w:cs="宋体"/>
+      <w:kern w:val="0"/>
+      <w:sz w:val="24"/>
+      <w:szCs w:val="24"/>
+    </w:rPr>
+  </w:style>
+  <w:style w:type="paragraph" w:styleId="a6">
+    <w:name w:val="header"/>
+    <w:basedOn w:val="a"/>
+    <w:link w:val="a7"/>
+    <w:uiPriority w:val="99"/>
     <w:unhideWhenUsed/>
-  </w:style>
-  <w:style w:type="paragraph" w:styleId="a3">
-    <w:name w:val="Balloon Text"/>
-    <w:basedOn w:val="a"/>
-    <w:link w:val="Char"/>
-    <w:uiPriority w:val="99"/>
-    <w:semiHidden/>
-    <w:unhideWhenUsed/>
-    <w:rsid w:val="009056AB"/>
+    <w:rsid w:val="00E07E23"/>
+    <w:pPr>
+      <w:pBdr>
+        <w:bottom w:val="single" w:sz="6" w:space="1" w:color="auto"/>
+      </w:pBdr>
+      <w:tabs>
+        <w:tab w:val="center" w:pos="4153"/>
+        <w:tab w:val="right" w:pos="8306"/>
+      </w:tabs>
+      <w:snapToGrid w:val="0"/>
+      <w:jc w:val="center"/>
+    </w:pPr>
     <w:rPr>
       <w:sz w:val="18"/>
       <w:szCs w:val="18"/>
     </w:rPr>
   </w:style>
-  <w:style w:type="character" w:customStyle="1" w:styleId="Char">
-    <w:name w:val="批注框文本 Char"/>
+  <w:style w:type="character" w:customStyle="1" w:styleId="a7">
+    <w:name w:val="页眉 字符"/>
     <w:basedOn w:val="a0"/>
-    <w:link w:val="a3"/>
+    <w:link w:val="a6"/>
     <w:uiPriority w:val="99"/>
-    <w:semiHidden/>
-    <w:rsid w:val="009056AB"/>
+    <w:rsid w:val="00E07E23"/>
+    <w:rPr>
+      <w:sz w:val="18"/>
+      <w:szCs w:val="18"/>
+    </w:rPr>
+  </w:style>
+  <w:style w:type="paragraph" w:styleId="a8">
+    <w:name w:val="footer"/>
+    <w:basedOn w:val="a"/>
+    <w:link w:val="a9"/>
+    <w:uiPriority w:val="99"/>
+    <w:unhideWhenUsed/>
+    <w:rsid w:val="00E07E23"/>
+    <w:pPr>
+      <w:tabs>
+        <w:tab w:val="center" w:pos="4153"/>
+        <w:tab w:val="right" w:pos="8306"/>
+      </w:tabs>
+      <w:snapToGrid w:val="0"/>
+      <w:jc w:val="left"/>
+    </w:pPr>
+    <w:rPr>
+      <w:sz w:val="18"/>
+      <w:szCs w:val="18"/>
+    </w:rPr>
+  </w:style>
+  <w:style w:type="character" w:customStyle="1" w:styleId="a9">
+    <w:name w:val="页脚 字符"/>
+    <w:basedOn w:val="a0"/>
+    <w:link w:val="a8"/>
+    <w:uiPriority w:val="99"/>
+    <w:rsid w:val="00E07E23"/>
     <w:rPr>
       <w:sz w:val="18"/>
       <w:szCs w:val="18"/>
@@ -866,7 +1858,7 @@
 </file>
 
 <file path=customXml/itemProps1.xml><?xml version="1.0" encoding="utf-8"?>
-<ds:datastoreItem xmlns:ds="http://schemas.openxmlformats.org/officeDocument/2006/customXml" ds:itemID="{59EF6D92-C1B6-4774-9815-0DAFC8A223F6}">
+<ds:datastoreItem xmlns:ds="http://schemas.openxmlformats.org/officeDocument/2006/customXml" ds:itemID="{4CF81C4B-CCC4-42F8-96B3-075AF9E09024}">
   <ds:schemaRefs>
     <ds:schemaRef ds:uri="http://schemas.openxmlformats.org/officeDocument/2006/bibliography"/>
   </ds:schemaRefs>
